--- a/docs/A2.docx
+++ b/docs/A2.docx
@@ -83,16 +83,16 @@
           <w14:ligatures w14:val="none"/>
         </w:rPr>
         <w:drawing>
-          <wp:anchor distT="0" distB="0" distL="114300" distR="114300" simplePos="0" relativeHeight="251658240" behindDoc="1" locked="0" layoutInCell="1" allowOverlap="1" wp14:anchorId="7D8C8643" wp14:editId="2C135FF4">
+          <wp:anchor distT="0" distB="0" distL="114300" distR="114300" simplePos="0" relativeHeight="251658240" behindDoc="1" locked="0" layoutInCell="1" allowOverlap="1" wp14:anchorId="7D8C8643" wp14:editId="51B7EE8C">
             <wp:simplePos x="0" y="0"/>
             <wp:positionH relativeFrom="margin">
-              <wp:posOffset>855254</wp:posOffset>
+              <wp:align>center</wp:align>
             </wp:positionH>
             <wp:positionV relativeFrom="paragraph">
-              <wp:posOffset>82550</wp:posOffset>
+              <wp:posOffset>174625</wp:posOffset>
             </wp:positionV>
-            <wp:extent cx="4150995" cy="3295015"/>
-            <wp:effectExtent l="0" t="0" r="1905" b="635"/>
+            <wp:extent cx="4030980" cy="3199765"/>
+            <wp:effectExtent l="0" t="0" r="7620" b="635"/>
             <wp:wrapSquare wrapText="bothSides"/>
             <wp:docPr id="4" name="Picture 2"/>
             <wp:cNvGraphicFramePr>
@@ -123,7 +123,7 @@
                   <pic:spPr bwMode="auto">
                     <a:xfrm>
                       <a:off x="0" y="0"/>
-                      <a:ext cx="4150995" cy="3295015"/>
+                      <a:ext cx="4030980" cy="3199765"/>
                     </a:xfrm>
                     <a:prstGeom prst="rect">
                       <a:avLst/>
@@ -136,6 +136,12 @@
                 </pic:pic>
               </a:graphicData>
             </a:graphic>
+            <wp14:sizeRelH relativeFrom="margin">
+              <wp14:pctWidth>0</wp14:pctWidth>
+            </wp14:sizeRelH>
+            <wp14:sizeRelV relativeFrom="margin">
+              <wp14:pctHeight>0</wp14:pctHeight>
+            </wp14:sizeRelV>
           </wp:anchor>
         </w:drawing>
       </w:r>
@@ -352,7 +358,33 @@
           <w:lang w:eastAsia="vi-VN" w:bidi="ar-SA"/>
           <w14:ligatures w14:val="none"/>
         </w:rPr>
+        <w:t>Lập trình hướng đối trượng (</w:t>
+      </w:r>
+      <w:r>
+        <w:rPr>
+          <w:rFonts w:ascii="Times New Roman" w:eastAsia="Times New Roman" w:hAnsi="Times New Roman" w:cs="Times New Roman"/>
+          <w:b w:val="0"/>
+          <w:bCs w:val="0"/>
+          <w:color w:val="000000" w:themeColor="text1"/>
+          <w:kern w:val="0"/>
+          <w:sz w:val="28"/>
+          <w:lang w:eastAsia="vi-VN" w:bidi="ar-SA"/>
+          <w14:ligatures w14:val="none"/>
+        </w:rPr>
         <w:t>INF215_04</w:t>
+      </w:r>
+      <w:r>
+        <w:rPr>
+          <w:rFonts w:ascii="Times New Roman" w:eastAsia="Times New Roman" w:hAnsi="Times New Roman" w:cs="Times New Roman"/>
+          <w:b w:val="0"/>
+          <w:bCs w:val="0"/>
+          <w:color w:val="000000" w:themeColor="text1"/>
+          <w:kern w:val="0"/>
+          <w:sz w:val="28"/>
+          <w:lang w:eastAsia="vi-VN" w:bidi="ar-SA"/>
+          <w14:ligatures w14:val="none"/>
+        </w:rPr>
+        <w:t>)</w:t>
       </w:r>
     </w:p>
     <w:p>
@@ -831,7 +863,7 @@
           <w:lang w:val="vi-VN" w:bidi="th-TH"/>
           <w14:ligatures w14:val="standardContextual"/>
         </w:rPr>
-        <w:id w:val="886756968"/>
+        <w:id w:val="-1690063058"/>
         <w:docPartObj>
           <w:docPartGallery w:val="Table of Contents"/>
           <w:docPartUnique/>
@@ -846,11 +878,10 @@
         <w:p>
           <w:pPr>
             <w:pStyle w:val="TOCHeading"/>
+            <w:spacing w:line="276" w:lineRule="auto"/>
             <w:jc w:val="center"/>
             <w:rPr>
               <w:rFonts w:cstheme="majorHAnsi"/>
-              <w:b/>
-              <w:bCs/>
               <w:color w:val="auto"/>
               <w:sz w:val="28"/>
               <w:szCs w:val="28"/>
@@ -858,9 +889,10 @@
           </w:pPr>
           <w:r>
             <w:rPr>
-              <w:b/>
-              <w:bCs/>
+              <w:rFonts w:cstheme="majorHAnsi"/>
               <w:color w:val="auto"/>
+              <w:sz w:val="28"/>
+              <w:szCs w:val="28"/>
             </w:rPr>
             <w:t>MỤC LỤC</w:t>
           </w:r>
@@ -871,6 +903,7 @@
             <w:tabs>
               <w:tab w:val="right" w:leader="dot" w:pos="9344"/>
             </w:tabs>
+            <w:spacing w:line="276" w:lineRule="auto"/>
             <w:rPr>
               <w:rFonts w:asciiTheme="majorHAnsi" w:eastAsiaTheme="minorEastAsia" w:hAnsiTheme="majorHAnsi" w:cstheme="majorHAnsi"/>
               <w:b w:val="0"/>
@@ -907,7 +940,7 @@
             </w:rPr>
             <w:fldChar w:fldCharType="separate"/>
           </w:r>
-          <w:hyperlink w:anchor="_Toc242433489" w:history="1">
+          <w:hyperlink w:anchor="_Toc242461436" w:history="1">
             <w:r>
               <w:rPr>
                 <w:rStyle w:val="Hyperlink"/>
@@ -951,7 +984,7 @@
                 <w:webHidden/>
                 <w:sz w:val="28"/>
               </w:rPr>
-              <w:instrText xml:space="preserve"> PAGEREF _Toc242433489 \h </w:instrText>
+              <w:instrText xml:space="preserve"> PAGEREF _Toc242461436 \h </w:instrText>
             </w:r>
             <w:r>
               <w:rPr>
@@ -983,7 +1016,7 @@
                 <w:webHidden/>
                 <w:sz w:val="28"/>
               </w:rPr>
-              <w:t>4</w:t>
+              <w:t>3</w:t>
             </w:r>
             <w:r>
               <w:rPr>
@@ -1004,6 +1037,7 @@
             <w:tabs>
               <w:tab w:val="right" w:leader="dot" w:pos="9344"/>
             </w:tabs>
+            <w:spacing w:line="276" w:lineRule="auto"/>
             <w:rPr>
               <w:rFonts w:asciiTheme="majorHAnsi" w:eastAsiaTheme="minorEastAsia" w:hAnsiTheme="majorHAnsi" w:cstheme="majorHAnsi"/>
               <w:b w:val="0"/>
@@ -1013,7 +1047,7 @@
               <w:lang w:eastAsia="vi-VN" w:bidi="ar-SA"/>
             </w:rPr>
           </w:pPr>
-          <w:hyperlink w:anchor="_Toc242433490" w:history="1">
+          <w:hyperlink w:anchor="_Toc242461437" w:history="1">
             <w:r>
               <w:rPr>
                 <w:rStyle w:val="Hyperlink"/>
@@ -1057,7 +1091,7 @@
                 <w:webHidden/>
                 <w:sz w:val="28"/>
               </w:rPr>
-              <w:instrText xml:space="preserve"> PAGEREF _Toc242433490 \h </w:instrText>
+              <w:instrText xml:space="preserve"> PAGEREF _Toc242461437 \h </w:instrText>
             </w:r>
             <w:r>
               <w:rPr>
@@ -1110,6 +1144,7 @@
             <w:tabs>
               <w:tab w:val="right" w:leader="dot" w:pos="9344"/>
             </w:tabs>
+            <w:spacing w:line="276" w:lineRule="auto"/>
             <w:rPr>
               <w:rFonts w:asciiTheme="majorHAnsi" w:eastAsiaTheme="minorEastAsia" w:hAnsiTheme="majorHAnsi" w:cstheme="majorHAnsi"/>
               <w:b w:val="0"/>
@@ -1119,7 +1154,7 @@
               <w:lang w:eastAsia="vi-VN" w:bidi="ar-SA"/>
             </w:rPr>
           </w:pPr>
-          <w:hyperlink w:anchor="_Toc242433491" w:history="1">
+          <w:hyperlink w:anchor="_Toc242461438" w:history="1">
             <w:r>
               <w:rPr>
                 <w:rStyle w:val="Hyperlink"/>
@@ -1163,7 +1198,7 @@
                 <w:webHidden/>
                 <w:sz w:val="28"/>
               </w:rPr>
-              <w:instrText xml:space="preserve"> PAGEREF _Toc242433491 \h </w:instrText>
+              <w:instrText xml:space="preserve"> PAGEREF _Toc242461438 \h </w:instrText>
             </w:r>
             <w:r>
               <w:rPr>
@@ -1195,7 +1230,7 @@
                 <w:webHidden/>
                 <w:sz w:val="28"/>
               </w:rPr>
-              <w:t>5</w:t>
+              <w:t>4</w:t>
             </w:r>
             <w:r>
               <w:rPr>
@@ -1216,6 +1251,7 @@
             <w:tabs>
               <w:tab w:val="right" w:leader="dot" w:pos="9344"/>
             </w:tabs>
+            <w:spacing w:line="276" w:lineRule="auto"/>
             <w:rPr>
               <w:rFonts w:asciiTheme="majorHAnsi" w:eastAsiaTheme="minorEastAsia" w:hAnsiTheme="majorHAnsi" w:cstheme="majorHAnsi"/>
               <w:b w:val="0"/>
@@ -1225,7 +1261,7 @@
               <w:lang w:eastAsia="vi-VN" w:bidi="ar-SA"/>
             </w:rPr>
           </w:pPr>
-          <w:hyperlink w:anchor="_Toc242433492" w:history="1">
+          <w:hyperlink w:anchor="_Toc242461439" w:history="1">
             <w:r>
               <w:rPr>
                 <w:rStyle w:val="Hyperlink"/>
@@ -1269,7 +1305,7 @@
                 <w:webHidden/>
                 <w:sz w:val="28"/>
               </w:rPr>
-              <w:instrText xml:space="preserve"> PAGEREF _Toc242433492 \h </w:instrText>
+              <w:instrText xml:space="preserve"> PAGEREF _Toc242461439 \h </w:instrText>
             </w:r>
             <w:r>
               <w:rPr>
@@ -1301,7 +1337,7 @@
                 <w:webHidden/>
                 <w:sz w:val="28"/>
               </w:rPr>
-              <w:t>5</w:t>
+              <w:t>4</w:t>
             </w:r>
             <w:r>
               <w:rPr>
@@ -1322,6 +1358,7 @@
             <w:tabs>
               <w:tab w:val="right" w:leader="dot" w:pos="9344"/>
             </w:tabs>
+            <w:spacing w:line="276" w:lineRule="auto"/>
             <w:rPr>
               <w:rFonts w:asciiTheme="majorHAnsi" w:eastAsiaTheme="minorEastAsia" w:hAnsiTheme="majorHAnsi" w:cstheme="majorHAnsi"/>
               <w:b w:val="0"/>
@@ -1331,7 +1368,7 @@
               <w:lang w:eastAsia="vi-VN" w:bidi="ar-SA"/>
             </w:rPr>
           </w:pPr>
-          <w:hyperlink w:anchor="_Toc242433493" w:history="1">
+          <w:hyperlink w:anchor="_Toc242461440" w:history="1">
             <w:r>
               <w:rPr>
                 <w:rStyle w:val="Hyperlink"/>
@@ -1375,7 +1412,7 @@
                 <w:webHidden/>
                 <w:sz w:val="28"/>
               </w:rPr>
-              <w:instrText xml:space="preserve"> PAGEREF _Toc242433493 \h </w:instrText>
+              <w:instrText xml:space="preserve"> PAGEREF _Toc242461440 \h </w:instrText>
             </w:r>
             <w:r>
               <w:rPr>
@@ -1407,7 +1444,7 @@
                 <w:webHidden/>
                 <w:sz w:val="28"/>
               </w:rPr>
-              <w:t>5</w:t>
+              <w:t>4</w:t>
             </w:r>
             <w:r>
               <w:rPr>
@@ -1428,6 +1465,7 @@
             <w:tabs>
               <w:tab w:val="right" w:leader="dot" w:pos="9344"/>
             </w:tabs>
+            <w:spacing w:line="276" w:lineRule="auto"/>
             <w:rPr>
               <w:rFonts w:asciiTheme="majorHAnsi" w:eastAsiaTheme="minorEastAsia" w:hAnsiTheme="majorHAnsi" w:cstheme="majorHAnsi"/>
               <w:b w:val="0"/>
@@ -1437,7 +1475,7 @@
               <w:lang w:eastAsia="vi-VN" w:bidi="ar-SA"/>
             </w:rPr>
           </w:pPr>
-          <w:hyperlink w:anchor="_Toc242433494" w:history="1">
+          <w:hyperlink w:anchor="_Toc242461441" w:history="1">
             <w:r>
               <w:rPr>
                 <w:rStyle w:val="Hyperlink"/>
@@ -1481,7 +1519,7 @@
                 <w:webHidden/>
                 <w:sz w:val="28"/>
               </w:rPr>
-              <w:instrText xml:space="preserve"> PAGEREF _Toc242433494 \h </w:instrText>
+              <w:instrText xml:space="preserve"> PAGEREF _Toc242461441 \h </w:instrText>
             </w:r>
             <w:r>
               <w:rPr>
@@ -1534,6 +1572,7 @@
             <w:tabs>
               <w:tab w:val="right" w:leader="dot" w:pos="9344"/>
             </w:tabs>
+            <w:spacing w:line="276" w:lineRule="auto"/>
             <w:rPr>
               <w:rFonts w:asciiTheme="majorHAnsi" w:eastAsiaTheme="minorEastAsia" w:hAnsiTheme="majorHAnsi" w:cstheme="majorHAnsi"/>
               <w:b w:val="0"/>
@@ -1543,7 +1582,7 @@
               <w:lang w:eastAsia="vi-VN" w:bidi="ar-SA"/>
             </w:rPr>
           </w:pPr>
-          <w:hyperlink w:anchor="_Toc242433495" w:history="1">
+          <w:hyperlink w:anchor="_Toc242461442" w:history="1">
             <w:r>
               <w:rPr>
                 <w:rStyle w:val="Hyperlink"/>
@@ -1587,7 +1626,7 @@
                 <w:webHidden/>
                 <w:sz w:val="28"/>
               </w:rPr>
-              <w:instrText xml:space="preserve"> PAGEREF _Toc242433495 \h </w:instrText>
+              <w:instrText xml:space="preserve"> PAGEREF _Toc242461442 \h </w:instrText>
             </w:r>
             <w:r>
               <w:rPr>
@@ -1640,6 +1679,7 @@
             <w:tabs>
               <w:tab w:val="right" w:leader="dot" w:pos="9344"/>
             </w:tabs>
+            <w:spacing w:line="276" w:lineRule="auto"/>
             <w:rPr>
               <w:rFonts w:asciiTheme="majorHAnsi" w:eastAsiaTheme="minorEastAsia" w:hAnsiTheme="majorHAnsi" w:cstheme="majorHAnsi"/>
               <w:b w:val="0"/>
@@ -1649,7 +1689,7 @@
               <w:lang w:eastAsia="vi-VN" w:bidi="ar-SA"/>
             </w:rPr>
           </w:pPr>
-          <w:hyperlink w:anchor="_Toc242433496" w:history="1">
+          <w:hyperlink w:anchor="_Toc242461443" w:history="1">
             <w:r>
               <w:rPr>
                 <w:rStyle w:val="Hyperlink"/>
@@ -1693,7 +1733,7 @@
                 <w:webHidden/>
                 <w:sz w:val="28"/>
               </w:rPr>
-              <w:instrText xml:space="preserve"> PAGEREF _Toc242433496 \h </w:instrText>
+              <w:instrText xml:space="preserve"> PAGEREF _Toc242461443 \h </w:instrText>
             </w:r>
             <w:r>
               <w:rPr>
@@ -1725,7 +1765,7 @@
                 <w:webHidden/>
                 <w:sz w:val="28"/>
               </w:rPr>
-              <w:t>6</w:t>
+              <w:t>5</w:t>
             </w:r>
             <w:r>
               <w:rPr>
@@ -1746,6 +1786,7 @@
             <w:tabs>
               <w:tab w:val="right" w:leader="dot" w:pos="9344"/>
             </w:tabs>
+            <w:spacing w:line="276" w:lineRule="auto"/>
             <w:rPr>
               <w:rFonts w:asciiTheme="majorHAnsi" w:eastAsiaTheme="minorEastAsia" w:hAnsiTheme="majorHAnsi" w:cstheme="majorHAnsi"/>
               <w:b w:val="0"/>
@@ -1755,7 +1796,7 @@
               <w:lang w:eastAsia="vi-VN" w:bidi="ar-SA"/>
             </w:rPr>
           </w:pPr>
-          <w:hyperlink w:anchor="_Toc242433497" w:history="1">
+          <w:hyperlink w:anchor="_Toc242461444" w:history="1">
             <w:r>
               <w:rPr>
                 <w:rStyle w:val="Hyperlink"/>
@@ -1799,7 +1840,7 @@
                 <w:webHidden/>
                 <w:sz w:val="28"/>
               </w:rPr>
-              <w:instrText xml:space="preserve"> PAGEREF _Toc242433497 \h </w:instrText>
+              <w:instrText xml:space="preserve"> PAGEREF _Toc242461444 \h </w:instrText>
             </w:r>
             <w:r>
               <w:rPr>
@@ -1831,7 +1872,7 @@
                 <w:webHidden/>
                 <w:sz w:val="28"/>
               </w:rPr>
-              <w:t>6</w:t>
+              <w:t>5</w:t>
             </w:r>
             <w:r>
               <w:rPr>
@@ -1852,6 +1893,7 @@
             <w:tabs>
               <w:tab w:val="right" w:leader="dot" w:pos="9344"/>
             </w:tabs>
+            <w:spacing w:line="276" w:lineRule="auto"/>
             <w:rPr>
               <w:rFonts w:asciiTheme="majorHAnsi" w:eastAsiaTheme="minorEastAsia" w:hAnsiTheme="majorHAnsi" w:cstheme="majorHAnsi"/>
               <w:b w:val="0"/>
@@ -1861,7 +1903,7 @@
               <w:lang w:eastAsia="vi-VN" w:bidi="ar-SA"/>
             </w:rPr>
           </w:pPr>
-          <w:hyperlink w:anchor="_Toc242433498" w:history="1">
+          <w:hyperlink w:anchor="_Toc242461445" w:history="1">
             <w:r>
               <w:rPr>
                 <w:rStyle w:val="Hyperlink"/>
@@ -1905,7 +1947,7 @@
                 <w:webHidden/>
                 <w:sz w:val="28"/>
               </w:rPr>
-              <w:instrText xml:space="preserve"> PAGEREF _Toc242433498 \h </w:instrText>
+              <w:instrText xml:space="preserve"> PAGEREF _Toc242461445 \h </w:instrText>
             </w:r>
             <w:r>
               <w:rPr>
@@ -1958,6 +2000,7 @@
             <w:tabs>
               <w:tab w:val="right" w:leader="dot" w:pos="9344"/>
             </w:tabs>
+            <w:spacing w:line="276" w:lineRule="auto"/>
             <w:rPr>
               <w:rFonts w:asciiTheme="majorHAnsi" w:eastAsiaTheme="minorEastAsia" w:hAnsiTheme="majorHAnsi" w:cstheme="majorHAnsi"/>
               <w:b w:val="0"/>
@@ -1967,7 +2010,7 @@
               <w:lang w:eastAsia="vi-VN" w:bidi="ar-SA"/>
             </w:rPr>
           </w:pPr>
-          <w:hyperlink w:anchor="_Toc242433499" w:history="1">
+          <w:hyperlink w:anchor="_Toc242461446" w:history="1">
             <w:r>
               <w:rPr>
                 <w:rStyle w:val="Hyperlink"/>
@@ -2011,7 +2054,7 @@
                 <w:webHidden/>
                 <w:sz w:val="28"/>
               </w:rPr>
-              <w:instrText xml:space="preserve"> PAGEREF _Toc242433499 \h </w:instrText>
+              <w:instrText xml:space="preserve"> PAGEREF _Toc242461446 \h </w:instrText>
             </w:r>
             <w:r>
               <w:rPr>
@@ -2064,6 +2107,7 @@
             <w:tabs>
               <w:tab w:val="right" w:leader="dot" w:pos="9344"/>
             </w:tabs>
+            <w:spacing w:line="276" w:lineRule="auto"/>
             <w:rPr>
               <w:rFonts w:asciiTheme="majorHAnsi" w:eastAsiaTheme="minorEastAsia" w:hAnsiTheme="majorHAnsi" w:cstheme="majorHAnsi"/>
               <w:b w:val="0"/>
@@ -2073,7 +2117,7 @@
               <w:lang w:eastAsia="vi-VN" w:bidi="ar-SA"/>
             </w:rPr>
           </w:pPr>
-          <w:hyperlink w:anchor="_Toc242433500" w:history="1">
+          <w:hyperlink w:anchor="_Toc242461447" w:history="1">
             <w:r>
               <w:rPr>
                 <w:rStyle w:val="Hyperlink"/>
@@ -2117,7 +2161,7 @@
                 <w:webHidden/>
                 <w:sz w:val="28"/>
               </w:rPr>
-              <w:instrText xml:space="preserve"> PAGEREF _Toc242433500 \h </w:instrText>
+              <w:instrText xml:space="preserve"> PAGEREF _Toc242461447 \h </w:instrText>
             </w:r>
             <w:r>
               <w:rPr>
@@ -2170,6 +2214,7 @@
             <w:tabs>
               <w:tab w:val="right" w:leader="dot" w:pos="9344"/>
             </w:tabs>
+            <w:spacing w:line="276" w:lineRule="auto"/>
             <w:rPr>
               <w:rFonts w:asciiTheme="majorHAnsi" w:eastAsiaTheme="minorEastAsia" w:hAnsiTheme="majorHAnsi" w:cstheme="majorHAnsi"/>
               <w:b w:val="0"/>
@@ -2179,7 +2224,7 @@
               <w:lang w:eastAsia="vi-VN" w:bidi="ar-SA"/>
             </w:rPr>
           </w:pPr>
-          <w:hyperlink w:anchor="_Toc242433501" w:history="1">
+          <w:hyperlink w:anchor="_Toc242461448" w:history="1">
             <w:r>
               <w:rPr>
                 <w:rStyle w:val="Hyperlink"/>
@@ -2222,7 +2267,7 @@
                 <w:webHidden/>
                 <w:sz w:val="28"/>
               </w:rPr>
-              <w:instrText xml:space="preserve"> PAGEREF _Toc242433501 \h </w:instrText>
+              <w:instrText xml:space="preserve"> PAGEREF _Toc242461448 \h </w:instrText>
             </w:r>
             <w:r>
               <w:rPr>
@@ -2275,6 +2320,7 @@
             <w:tabs>
               <w:tab w:val="right" w:leader="dot" w:pos="9344"/>
             </w:tabs>
+            <w:spacing w:line="276" w:lineRule="auto"/>
             <w:rPr>
               <w:rFonts w:asciiTheme="majorHAnsi" w:eastAsiaTheme="minorEastAsia" w:hAnsiTheme="majorHAnsi" w:cstheme="majorHAnsi"/>
               <w:b w:val="0"/>
@@ -2284,7 +2330,7 @@
               <w:lang w:eastAsia="vi-VN" w:bidi="ar-SA"/>
             </w:rPr>
           </w:pPr>
-          <w:hyperlink w:anchor="_Toc242433502" w:history="1">
+          <w:hyperlink w:anchor="_Toc242461449" w:history="1">
             <w:r>
               <w:rPr>
                 <w:rStyle w:val="Hyperlink"/>
@@ -2327,7 +2373,7 @@
                 <w:webHidden/>
                 <w:sz w:val="28"/>
               </w:rPr>
-              <w:instrText xml:space="preserve"> PAGEREF _Toc242433502 \h </w:instrText>
+              <w:instrText xml:space="preserve"> PAGEREF _Toc242461449 \h </w:instrText>
             </w:r>
             <w:r>
               <w:rPr>
@@ -2380,6 +2426,7 @@
             <w:tabs>
               <w:tab w:val="right" w:leader="dot" w:pos="9344"/>
             </w:tabs>
+            <w:spacing w:line="276" w:lineRule="auto"/>
             <w:rPr>
               <w:rFonts w:asciiTheme="majorHAnsi" w:eastAsiaTheme="minorEastAsia" w:hAnsiTheme="majorHAnsi" w:cstheme="majorHAnsi"/>
               <w:b w:val="0"/>
@@ -2389,7 +2436,7 @@
               <w:lang w:eastAsia="vi-VN" w:bidi="ar-SA"/>
             </w:rPr>
           </w:pPr>
-          <w:hyperlink w:anchor="_Toc242433503" w:history="1">
+          <w:hyperlink w:anchor="_Toc242461450" w:history="1">
             <w:r>
               <w:rPr>
                 <w:rStyle w:val="Hyperlink"/>
@@ -2433,7 +2480,7 @@
                 <w:webHidden/>
                 <w:sz w:val="28"/>
               </w:rPr>
-              <w:instrText xml:space="preserve"> PAGEREF _Toc242433503 \h </w:instrText>
+              <w:instrText xml:space="preserve"> PAGEREF _Toc242461450 \h </w:instrText>
             </w:r>
             <w:r>
               <w:rPr>
@@ -2486,6 +2533,7 @@
             <w:tabs>
               <w:tab w:val="right" w:leader="dot" w:pos="9344"/>
             </w:tabs>
+            <w:spacing w:line="276" w:lineRule="auto"/>
             <w:rPr>
               <w:rFonts w:asciiTheme="majorHAnsi" w:eastAsiaTheme="minorEastAsia" w:hAnsiTheme="majorHAnsi" w:cstheme="majorHAnsi"/>
               <w:b w:val="0"/>
@@ -2495,7 +2543,7 @@
               <w:lang w:eastAsia="vi-VN" w:bidi="ar-SA"/>
             </w:rPr>
           </w:pPr>
-          <w:hyperlink w:anchor="_Toc242433504" w:history="1">
+          <w:hyperlink w:anchor="_Toc242461451" w:history="1">
             <w:r>
               <w:rPr>
                 <w:rStyle w:val="Hyperlink"/>
@@ -2539,7 +2587,7 @@
                 <w:webHidden/>
                 <w:sz w:val="28"/>
               </w:rPr>
-              <w:instrText xml:space="preserve"> PAGEREF _Toc242433504 \h </w:instrText>
+              <w:instrText xml:space="preserve"> PAGEREF _Toc242461451 \h </w:instrText>
             </w:r>
             <w:r>
               <w:rPr>
@@ -2571,7 +2619,7 @@
                 <w:webHidden/>
                 <w:sz w:val="28"/>
               </w:rPr>
-              <w:t>7</w:t>
+              <w:t>6</w:t>
             </w:r>
             <w:r>
               <w:rPr>
@@ -2592,6 +2640,7 @@
             <w:tabs>
               <w:tab w:val="right" w:leader="dot" w:pos="9344"/>
             </w:tabs>
+            <w:spacing w:line="276" w:lineRule="auto"/>
             <w:rPr>
               <w:rFonts w:asciiTheme="majorHAnsi" w:eastAsiaTheme="minorEastAsia" w:hAnsiTheme="majorHAnsi" w:cstheme="majorHAnsi"/>
               <w:b w:val="0"/>
@@ -2601,7 +2650,7 @@
               <w:lang w:eastAsia="vi-VN" w:bidi="ar-SA"/>
             </w:rPr>
           </w:pPr>
-          <w:hyperlink w:anchor="_Toc242433505" w:history="1">
+          <w:hyperlink w:anchor="_Toc242461452" w:history="1">
             <w:r>
               <w:rPr>
                 <w:rStyle w:val="Hyperlink"/>
@@ -2645,7 +2694,7 @@
                 <w:webHidden/>
                 <w:sz w:val="28"/>
               </w:rPr>
-              <w:instrText xml:space="preserve"> PAGEREF _Toc242433505 \h </w:instrText>
+              <w:instrText xml:space="preserve"> PAGEREF _Toc242461452 \h </w:instrText>
             </w:r>
             <w:r>
               <w:rPr>
@@ -2698,6 +2747,7 @@
             <w:tabs>
               <w:tab w:val="right" w:leader="dot" w:pos="9344"/>
             </w:tabs>
+            <w:spacing w:line="276" w:lineRule="auto"/>
             <w:rPr>
               <w:rFonts w:asciiTheme="majorHAnsi" w:eastAsiaTheme="minorEastAsia" w:hAnsiTheme="majorHAnsi" w:cstheme="majorHAnsi"/>
               <w:b w:val="0"/>
@@ -2707,7 +2757,7 @@
               <w:lang w:eastAsia="vi-VN" w:bidi="ar-SA"/>
             </w:rPr>
           </w:pPr>
-          <w:hyperlink w:anchor="_Toc242433506" w:history="1">
+          <w:hyperlink w:anchor="_Toc242461453" w:history="1">
             <w:r>
               <w:rPr>
                 <w:rStyle w:val="Hyperlink"/>
@@ -2751,7 +2801,7 @@
                 <w:webHidden/>
                 <w:sz w:val="28"/>
               </w:rPr>
-              <w:instrText xml:space="preserve"> PAGEREF _Toc242433506 \h </w:instrText>
+              <w:instrText xml:space="preserve"> PAGEREF _Toc242461453 \h </w:instrText>
             </w:r>
             <w:r>
               <w:rPr>
@@ -2804,6 +2854,7 @@
             <w:tabs>
               <w:tab w:val="right" w:leader="dot" w:pos="9344"/>
             </w:tabs>
+            <w:spacing w:line="276" w:lineRule="auto"/>
             <w:rPr>
               <w:rFonts w:asciiTheme="majorHAnsi" w:eastAsiaTheme="minorEastAsia" w:hAnsiTheme="majorHAnsi" w:cstheme="majorHAnsi"/>
               <w:b w:val="0"/>
@@ -2813,7 +2864,7 @@
               <w:lang w:eastAsia="vi-VN" w:bidi="ar-SA"/>
             </w:rPr>
           </w:pPr>
-          <w:hyperlink w:anchor="_Toc242433507" w:history="1">
+          <w:hyperlink w:anchor="_Toc242461454" w:history="1">
             <w:r>
               <w:rPr>
                 <w:rStyle w:val="Hyperlink"/>
@@ -2857,7 +2908,7 @@
                 <w:webHidden/>
                 <w:sz w:val="28"/>
               </w:rPr>
-              <w:instrText xml:space="preserve"> PAGEREF _Toc242433507 \h </w:instrText>
+              <w:instrText xml:space="preserve"> PAGEREF _Toc242461454 \h </w:instrText>
             </w:r>
             <w:r>
               <w:rPr>
@@ -2910,6 +2961,7 @@
             <w:tabs>
               <w:tab w:val="right" w:leader="dot" w:pos="9344"/>
             </w:tabs>
+            <w:spacing w:line="276" w:lineRule="auto"/>
             <w:rPr>
               <w:rFonts w:asciiTheme="majorHAnsi" w:eastAsiaTheme="minorEastAsia" w:hAnsiTheme="majorHAnsi" w:cstheme="majorHAnsi"/>
               <w:b w:val="0"/>
@@ -2919,7 +2971,7 @@
               <w:lang w:eastAsia="vi-VN" w:bidi="ar-SA"/>
             </w:rPr>
           </w:pPr>
-          <w:hyperlink w:anchor="_Toc242433508" w:history="1">
+          <w:hyperlink w:anchor="_Toc242461455" w:history="1">
             <w:r>
               <w:rPr>
                 <w:rStyle w:val="Hyperlink"/>
@@ -2963,7 +3015,7 @@
                 <w:webHidden/>
                 <w:sz w:val="28"/>
               </w:rPr>
-              <w:instrText xml:space="preserve"> PAGEREF _Toc242433508 \h </w:instrText>
+              <w:instrText xml:space="preserve"> PAGEREF _Toc242461455 \h </w:instrText>
             </w:r>
             <w:r>
               <w:rPr>
@@ -3016,6 +3068,7 @@
             <w:tabs>
               <w:tab w:val="right" w:leader="dot" w:pos="9344"/>
             </w:tabs>
+            <w:spacing w:line="276" w:lineRule="auto"/>
             <w:rPr>
               <w:rFonts w:asciiTheme="majorHAnsi" w:eastAsiaTheme="minorEastAsia" w:hAnsiTheme="majorHAnsi" w:cstheme="majorHAnsi"/>
               <w:b w:val="0"/>
@@ -3025,7 +3078,7 @@
               <w:lang w:eastAsia="vi-VN" w:bidi="ar-SA"/>
             </w:rPr>
           </w:pPr>
-          <w:hyperlink w:anchor="_Toc242433509" w:history="1">
+          <w:hyperlink w:anchor="_Toc242461456" w:history="1">
             <w:r>
               <w:rPr>
                 <w:rStyle w:val="Hyperlink"/>
@@ -3069,7 +3122,7 @@
                 <w:webHidden/>
                 <w:sz w:val="28"/>
               </w:rPr>
-              <w:instrText xml:space="preserve"> PAGEREF _Toc242433509 \h </w:instrText>
+              <w:instrText xml:space="preserve"> PAGEREF _Toc242461456 \h </w:instrText>
             </w:r>
             <w:r>
               <w:rPr>
@@ -3122,6 +3175,7 @@
             <w:tabs>
               <w:tab w:val="right" w:leader="dot" w:pos="9344"/>
             </w:tabs>
+            <w:spacing w:line="276" w:lineRule="auto"/>
             <w:rPr>
               <w:rFonts w:asciiTheme="majorHAnsi" w:eastAsiaTheme="minorEastAsia" w:hAnsiTheme="majorHAnsi" w:cstheme="majorHAnsi"/>
               <w:b w:val="0"/>
@@ -3131,7 +3185,7 @@
               <w:lang w:eastAsia="vi-VN" w:bidi="ar-SA"/>
             </w:rPr>
           </w:pPr>
-          <w:hyperlink w:anchor="_Toc242433510" w:history="1">
+          <w:hyperlink w:anchor="_Toc242461457" w:history="1">
             <w:r>
               <w:rPr>
                 <w:rStyle w:val="Hyperlink"/>
@@ -3175,7 +3229,7 @@
                 <w:webHidden/>
                 <w:sz w:val="28"/>
               </w:rPr>
-              <w:instrText xml:space="preserve"> PAGEREF _Toc242433510 \h </w:instrText>
+              <w:instrText xml:space="preserve"> PAGEREF _Toc242461457 \h </w:instrText>
             </w:r>
             <w:r>
               <w:rPr>
@@ -3207,7 +3261,7 @@
                 <w:webHidden/>
                 <w:sz w:val="28"/>
               </w:rPr>
-              <w:t>8</w:t>
+              <w:t>7</w:t>
             </w:r>
             <w:r>
               <w:rPr>
@@ -3228,6 +3282,7 @@
             <w:tabs>
               <w:tab w:val="right" w:leader="dot" w:pos="9344"/>
             </w:tabs>
+            <w:spacing w:line="276" w:lineRule="auto"/>
             <w:rPr>
               <w:rFonts w:asciiTheme="majorHAnsi" w:eastAsiaTheme="minorEastAsia" w:hAnsiTheme="majorHAnsi" w:cstheme="majorHAnsi"/>
               <w:b w:val="0"/>
@@ -3237,7 +3292,7 @@
               <w:lang w:eastAsia="vi-VN" w:bidi="ar-SA"/>
             </w:rPr>
           </w:pPr>
-          <w:hyperlink w:anchor="_Toc242433511" w:history="1">
+          <w:hyperlink w:anchor="_Toc242461458" w:history="1">
             <w:r>
               <w:rPr>
                 <w:rStyle w:val="Hyperlink"/>
@@ -3281,7 +3336,7 @@
                 <w:webHidden/>
                 <w:sz w:val="28"/>
               </w:rPr>
-              <w:instrText xml:space="preserve"> PAGEREF _Toc242433511 \h </w:instrText>
+              <w:instrText xml:space="preserve"> PAGEREF _Toc242461458 \h </w:instrText>
             </w:r>
             <w:r>
               <w:rPr>
@@ -3313,7 +3368,7 @@
                 <w:webHidden/>
                 <w:sz w:val="28"/>
               </w:rPr>
-              <w:t>8</w:t>
+              <w:t>7</w:t>
             </w:r>
             <w:r>
               <w:rPr>
@@ -3334,6 +3389,7 @@
             <w:tabs>
               <w:tab w:val="right" w:leader="dot" w:pos="9344"/>
             </w:tabs>
+            <w:spacing w:line="276" w:lineRule="auto"/>
             <w:rPr>
               <w:rFonts w:asciiTheme="majorHAnsi" w:eastAsiaTheme="minorEastAsia" w:hAnsiTheme="majorHAnsi" w:cstheme="majorHAnsi"/>
               <w:b w:val="0"/>
@@ -3343,7 +3399,7 @@
               <w:lang w:eastAsia="vi-VN" w:bidi="ar-SA"/>
             </w:rPr>
           </w:pPr>
-          <w:hyperlink w:anchor="_Toc242433512" w:history="1">
+          <w:hyperlink w:anchor="_Toc242461459" w:history="1">
             <w:r>
               <w:rPr>
                 <w:rStyle w:val="Hyperlink"/>
@@ -3387,7 +3443,7 @@
                 <w:webHidden/>
                 <w:sz w:val="28"/>
               </w:rPr>
-              <w:instrText xml:space="preserve"> PAGEREF _Toc242433512 \h </w:instrText>
+              <w:instrText xml:space="preserve"> PAGEREF _Toc242461459 \h </w:instrText>
             </w:r>
             <w:r>
               <w:rPr>
@@ -3440,6 +3496,7 @@
             <w:tabs>
               <w:tab w:val="right" w:leader="dot" w:pos="9344"/>
             </w:tabs>
+            <w:spacing w:line="276" w:lineRule="auto"/>
             <w:rPr>
               <w:rFonts w:asciiTheme="majorHAnsi" w:eastAsiaTheme="minorEastAsia" w:hAnsiTheme="majorHAnsi" w:cstheme="majorHAnsi"/>
               <w:b w:val="0"/>
@@ -3449,7 +3506,7 @@
               <w:lang w:eastAsia="vi-VN" w:bidi="ar-SA"/>
             </w:rPr>
           </w:pPr>
-          <w:hyperlink w:anchor="_Toc242433513" w:history="1">
+          <w:hyperlink w:anchor="_Toc242461460" w:history="1">
             <w:r>
               <w:rPr>
                 <w:rStyle w:val="Hyperlink"/>
@@ -3493,7 +3550,7 @@
                 <w:webHidden/>
                 <w:sz w:val="28"/>
               </w:rPr>
-              <w:instrText xml:space="preserve"> PAGEREF _Toc242433513 \h </w:instrText>
+              <w:instrText xml:space="preserve"> PAGEREF _Toc242461460 \h </w:instrText>
             </w:r>
             <w:r>
               <w:rPr>
@@ -3546,6 +3603,7 @@
             <w:tabs>
               <w:tab w:val="right" w:leader="dot" w:pos="9344"/>
             </w:tabs>
+            <w:spacing w:line="276" w:lineRule="auto"/>
             <w:rPr>
               <w:rFonts w:asciiTheme="majorHAnsi" w:eastAsiaTheme="minorEastAsia" w:hAnsiTheme="majorHAnsi" w:cstheme="majorHAnsi"/>
               <w:b w:val="0"/>
@@ -3555,7 +3613,7 @@
               <w:lang w:eastAsia="vi-VN" w:bidi="ar-SA"/>
             </w:rPr>
           </w:pPr>
-          <w:hyperlink w:anchor="_Toc242433514" w:history="1">
+          <w:hyperlink w:anchor="_Toc242461461" w:history="1">
             <w:r>
               <w:rPr>
                 <w:rStyle w:val="Hyperlink"/>
@@ -3599,7 +3657,7 @@
                 <w:webHidden/>
                 <w:sz w:val="28"/>
               </w:rPr>
-              <w:instrText xml:space="preserve"> PAGEREF _Toc242433514 \h </w:instrText>
+              <w:instrText xml:space="preserve"> PAGEREF _Toc242461461 \h </w:instrText>
             </w:r>
             <w:r>
               <w:rPr>
@@ -3652,6 +3710,7 @@
             <w:tabs>
               <w:tab w:val="right" w:leader="dot" w:pos="9344"/>
             </w:tabs>
+            <w:spacing w:line="276" w:lineRule="auto"/>
             <w:rPr>
               <w:rFonts w:asciiTheme="majorHAnsi" w:eastAsiaTheme="minorEastAsia" w:hAnsiTheme="majorHAnsi" w:cstheme="majorHAnsi"/>
               <w:b w:val="0"/>
@@ -3661,7 +3720,7 @@
               <w:lang w:eastAsia="vi-VN" w:bidi="ar-SA"/>
             </w:rPr>
           </w:pPr>
-          <w:hyperlink w:anchor="_Toc242433515" w:history="1">
+          <w:hyperlink w:anchor="_Toc242461462" w:history="1">
             <w:r>
               <w:rPr>
                 <w:rStyle w:val="Hyperlink"/>
@@ -3705,7 +3764,7 @@
                 <w:webHidden/>
                 <w:sz w:val="28"/>
               </w:rPr>
-              <w:instrText xml:space="preserve"> PAGEREF _Toc242433515 \h </w:instrText>
+              <w:instrText xml:space="preserve"> PAGEREF _Toc242461462 \h </w:instrText>
             </w:r>
             <w:r>
               <w:rPr>
@@ -3737,7 +3796,7 @@
                 <w:webHidden/>
                 <w:sz w:val="28"/>
               </w:rPr>
-              <w:t>9</w:t>
+              <w:t>8</w:t>
             </w:r>
             <w:r>
               <w:rPr>
@@ -3758,6 +3817,7 @@
             <w:tabs>
               <w:tab w:val="right" w:leader="dot" w:pos="9344"/>
             </w:tabs>
+            <w:spacing w:line="276" w:lineRule="auto"/>
             <w:rPr>
               <w:rFonts w:asciiTheme="majorHAnsi" w:eastAsiaTheme="minorEastAsia" w:hAnsiTheme="majorHAnsi" w:cstheme="majorHAnsi"/>
               <w:b w:val="0"/>
@@ -3767,7 +3827,7 @@
               <w:lang w:eastAsia="vi-VN" w:bidi="ar-SA"/>
             </w:rPr>
           </w:pPr>
-          <w:hyperlink w:anchor="_Toc242433516" w:history="1">
+          <w:hyperlink w:anchor="_Toc242461463" w:history="1">
             <w:r>
               <w:rPr>
                 <w:rStyle w:val="Hyperlink"/>
@@ -3811,7 +3871,7 @@
                 <w:webHidden/>
                 <w:sz w:val="28"/>
               </w:rPr>
-              <w:instrText xml:space="preserve"> PAGEREF _Toc242433516 \h </w:instrText>
+              <w:instrText xml:space="preserve"> PAGEREF _Toc242461463 \h </w:instrText>
             </w:r>
             <w:r>
               <w:rPr>
@@ -3843,7 +3903,7 @@
                 <w:webHidden/>
                 <w:sz w:val="28"/>
               </w:rPr>
-              <w:t>9</w:t>
+              <w:t>8</w:t>
             </w:r>
             <w:r>
               <w:rPr>
@@ -3864,6 +3924,7 @@
             <w:tabs>
               <w:tab w:val="right" w:leader="dot" w:pos="9344"/>
             </w:tabs>
+            <w:spacing w:line="276" w:lineRule="auto"/>
             <w:rPr>
               <w:rFonts w:asciiTheme="majorHAnsi" w:eastAsiaTheme="minorEastAsia" w:hAnsiTheme="majorHAnsi" w:cstheme="majorHAnsi"/>
               <w:b w:val="0"/>
@@ -3873,7 +3934,7 @@
               <w:lang w:eastAsia="vi-VN" w:bidi="ar-SA"/>
             </w:rPr>
           </w:pPr>
-          <w:hyperlink w:anchor="_Toc242433517" w:history="1">
+          <w:hyperlink w:anchor="_Toc242461464" w:history="1">
             <w:r>
               <w:rPr>
                 <w:rStyle w:val="Hyperlink"/>
@@ -3917,7 +3978,7 @@
                 <w:webHidden/>
                 <w:sz w:val="28"/>
               </w:rPr>
-              <w:instrText xml:space="preserve"> PAGEREF _Toc242433517 \h </w:instrText>
+              <w:instrText xml:space="preserve"> PAGEREF _Toc242461464 \h </w:instrText>
             </w:r>
             <w:r>
               <w:rPr>
@@ -3949,7 +4010,7 @@
                 <w:webHidden/>
                 <w:sz w:val="28"/>
               </w:rPr>
-              <w:t>9</w:t>
+              <w:t>8</w:t>
             </w:r>
             <w:r>
               <w:rPr>
@@ -3970,6 +4031,7 @@
             <w:tabs>
               <w:tab w:val="right" w:leader="dot" w:pos="9344"/>
             </w:tabs>
+            <w:spacing w:line="276" w:lineRule="auto"/>
             <w:rPr>
               <w:rFonts w:asciiTheme="majorHAnsi" w:eastAsiaTheme="minorEastAsia" w:hAnsiTheme="majorHAnsi" w:cstheme="majorHAnsi"/>
               <w:b w:val="0"/>
@@ -3979,7 +4041,7 @@
               <w:lang w:eastAsia="vi-VN" w:bidi="ar-SA"/>
             </w:rPr>
           </w:pPr>
-          <w:hyperlink w:anchor="_Toc242433518" w:history="1">
+          <w:hyperlink w:anchor="_Toc242461465" w:history="1">
             <w:r>
               <w:rPr>
                 <w:rStyle w:val="Hyperlink"/>
@@ -4023,7 +4085,7 @@
                 <w:webHidden/>
                 <w:sz w:val="28"/>
               </w:rPr>
-              <w:instrText xml:space="preserve"> PAGEREF _Toc242433518 \h </w:instrText>
+              <w:instrText xml:space="preserve"> PAGEREF _Toc242461465 \h </w:instrText>
             </w:r>
             <w:r>
               <w:rPr>
@@ -4076,6 +4138,7 @@
             <w:tabs>
               <w:tab w:val="right" w:leader="dot" w:pos="9344"/>
             </w:tabs>
+            <w:spacing w:line="276" w:lineRule="auto"/>
             <w:rPr>
               <w:rFonts w:asciiTheme="majorHAnsi" w:eastAsiaTheme="minorEastAsia" w:hAnsiTheme="majorHAnsi" w:cstheme="majorHAnsi"/>
               <w:b w:val="0"/>
@@ -4085,7 +4148,7 @@
               <w:lang w:eastAsia="vi-VN" w:bidi="ar-SA"/>
             </w:rPr>
           </w:pPr>
-          <w:hyperlink w:anchor="_Toc242433519" w:history="1">
+          <w:hyperlink w:anchor="_Toc242461466" w:history="1">
             <w:r>
               <w:rPr>
                 <w:rStyle w:val="Hyperlink"/>
@@ -4129,7 +4192,7 @@
                 <w:webHidden/>
                 <w:sz w:val="28"/>
               </w:rPr>
-              <w:instrText xml:space="preserve"> PAGEREF _Toc242433519 \h </w:instrText>
+              <w:instrText xml:space="preserve"> PAGEREF _Toc242461466 \h </w:instrText>
             </w:r>
             <w:r>
               <w:rPr>
@@ -4182,6 +4245,7 @@
             <w:tabs>
               <w:tab w:val="right" w:leader="dot" w:pos="9344"/>
             </w:tabs>
+            <w:spacing w:line="276" w:lineRule="auto"/>
             <w:rPr>
               <w:rFonts w:asciiTheme="majorHAnsi" w:eastAsiaTheme="minorEastAsia" w:hAnsiTheme="majorHAnsi" w:cstheme="majorHAnsi"/>
               <w:b w:val="0"/>
@@ -4191,7 +4255,7 @@
               <w:lang w:eastAsia="vi-VN" w:bidi="ar-SA"/>
             </w:rPr>
           </w:pPr>
-          <w:hyperlink w:anchor="_Toc242433520" w:history="1">
+          <w:hyperlink w:anchor="_Toc242461467" w:history="1">
             <w:r>
               <w:rPr>
                 <w:rStyle w:val="Hyperlink"/>
@@ -4235,7 +4299,7 @@
                 <w:webHidden/>
                 <w:sz w:val="28"/>
               </w:rPr>
-              <w:instrText xml:space="preserve"> PAGEREF _Toc242433520 \h </w:instrText>
+              <w:instrText xml:space="preserve"> PAGEREF _Toc242461467 \h </w:instrText>
             </w:r>
             <w:r>
               <w:rPr>
@@ -4288,6 +4352,7 @@
             <w:tabs>
               <w:tab w:val="right" w:leader="dot" w:pos="9344"/>
             </w:tabs>
+            <w:spacing w:line="276" w:lineRule="auto"/>
             <w:rPr>
               <w:rFonts w:asciiTheme="majorHAnsi" w:eastAsiaTheme="minorEastAsia" w:hAnsiTheme="majorHAnsi" w:cstheme="majorHAnsi"/>
               <w:b w:val="0"/>
@@ -4297,7 +4362,7 @@
               <w:lang w:eastAsia="vi-VN" w:bidi="ar-SA"/>
             </w:rPr>
           </w:pPr>
-          <w:hyperlink w:anchor="_Toc242433521" w:history="1">
+          <w:hyperlink w:anchor="_Toc242461468" w:history="1">
             <w:r>
               <w:rPr>
                 <w:rStyle w:val="Hyperlink"/>
@@ -4340,7 +4405,7 @@
                 <w:webHidden/>
                 <w:sz w:val="28"/>
               </w:rPr>
-              <w:instrText xml:space="preserve"> PAGEREF _Toc242433521 \h </w:instrText>
+              <w:instrText xml:space="preserve"> PAGEREF _Toc242461468 \h </w:instrText>
             </w:r>
             <w:r>
               <w:rPr>
@@ -4372,7 +4437,7 @@
                 <w:webHidden/>
                 <w:sz w:val="28"/>
               </w:rPr>
-              <w:t>10</w:t>
+              <w:t>9</w:t>
             </w:r>
             <w:r>
               <w:rPr>
@@ -4393,6 +4458,7 @@
             <w:tabs>
               <w:tab w:val="right" w:leader="dot" w:pos="9344"/>
             </w:tabs>
+            <w:spacing w:line="276" w:lineRule="auto"/>
             <w:rPr>
               <w:rFonts w:asciiTheme="majorHAnsi" w:eastAsiaTheme="minorEastAsia" w:hAnsiTheme="majorHAnsi" w:cstheme="majorHAnsi"/>
               <w:b w:val="0"/>
@@ -4402,7 +4468,7 @@
               <w:lang w:eastAsia="vi-VN" w:bidi="ar-SA"/>
             </w:rPr>
           </w:pPr>
-          <w:hyperlink w:anchor="_Toc242433522" w:history="1">
+          <w:hyperlink w:anchor="_Toc242461469" w:history="1">
             <w:r>
               <w:rPr>
                 <w:rStyle w:val="Hyperlink"/>
@@ -4446,7 +4512,7 @@
                 <w:webHidden/>
                 <w:sz w:val="28"/>
               </w:rPr>
-              <w:instrText xml:space="preserve"> PAGEREF _Toc242433522 \h </w:instrText>
+              <w:instrText xml:space="preserve"> PAGEREF _Toc242461469 \h </w:instrText>
             </w:r>
             <w:r>
               <w:rPr>
@@ -4478,7 +4544,7 @@
                 <w:webHidden/>
                 <w:sz w:val="28"/>
               </w:rPr>
-              <w:t>11</w:t>
+              <w:t>10</w:t>
             </w:r>
             <w:r>
               <w:rPr>
@@ -4499,6 +4565,7 @@
             <w:tabs>
               <w:tab w:val="right" w:leader="dot" w:pos="9344"/>
             </w:tabs>
+            <w:spacing w:line="276" w:lineRule="auto"/>
             <w:rPr>
               <w:rFonts w:asciiTheme="majorHAnsi" w:eastAsiaTheme="minorEastAsia" w:hAnsiTheme="majorHAnsi" w:cstheme="majorHAnsi"/>
               <w:b w:val="0"/>
@@ -4508,7 +4575,7 @@
               <w:lang w:eastAsia="vi-VN" w:bidi="ar-SA"/>
             </w:rPr>
           </w:pPr>
-          <w:hyperlink w:anchor="_Toc242433523" w:history="1">
+          <w:hyperlink w:anchor="_Toc242461470" w:history="1">
             <w:r>
               <w:rPr>
                 <w:rStyle w:val="Hyperlink"/>
@@ -4552,7 +4619,7 @@
                 <w:webHidden/>
                 <w:sz w:val="28"/>
               </w:rPr>
-              <w:instrText xml:space="preserve"> PAGEREF _Toc242433523 \h </w:instrText>
+              <w:instrText xml:space="preserve"> PAGEREF _Toc242461470 \h </w:instrText>
             </w:r>
             <w:r>
               <w:rPr>
@@ -4584,7 +4651,7 @@
                 <w:webHidden/>
                 <w:sz w:val="28"/>
               </w:rPr>
-              <w:t>11</w:t>
+              <w:t>10</w:t>
             </w:r>
             <w:r>
               <w:rPr>
@@ -4605,6 +4672,7 @@
             <w:tabs>
               <w:tab w:val="right" w:leader="dot" w:pos="9344"/>
             </w:tabs>
+            <w:spacing w:line="276" w:lineRule="auto"/>
             <w:rPr>
               <w:rFonts w:asciiTheme="majorHAnsi" w:eastAsiaTheme="minorEastAsia" w:hAnsiTheme="majorHAnsi" w:cstheme="majorHAnsi"/>
               <w:b w:val="0"/>
@@ -4614,7 +4682,7 @@
               <w:lang w:eastAsia="vi-VN" w:bidi="ar-SA"/>
             </w:rPr>
           </w:pPr>
-          <w:hyperlink w:anchor="_Toc242433524" w:history="1">
+          <w:hyperlink w:anchor="_Toc242461471" w:history="1">
             <w:r>
               <w:rPr>
                 <w:rStyle w:val="Hyperlink"/>
@@ -4658,7 +4726,7 @@
                 <w:webHidden/>
                 <w:sz w:val="28"/>
               </w:rPr>
-              <w:instrText xml:space="preserve"> PAGEREF _Toc242433524 \h </w:instrText>
+              <w:instrText xml:space="preserve"> PAGEREF _Toc242461471 \h </w:instrText>
             </w:r>
             <w:r>
               <w:rPr>
@@ -4690,7 +4758,7 @@
                 <w:webHidden/>
                 <w:sz w:val="28"/>
               </w:rPr>
-              <w:t>11</w:t>
+              <w:t>10</w:t>
             </w:r>
             <w:r>
               <w:rPr>
@@ -4711,6 +4779,7 @@
             <w:tabs>
               <w:tab w:val="right" w:leader="dot" w:pos="9344"/>
             </w:tabs>
+            <w:spacing w:line="276" w:lineRule="auto"/>
             <w:rPr>
               <w:rFonts w:asciiTheme="majorHAnsi" w:eastAsiaTheme="minorEastAsia" w:hAnsiTheme="majorHAnsi" w:cstheme="majorHAnsi"/>
               <w:b w:val="0"/>
@@ -4720,7 +4789,7 @@
               <w:lang w:eastAsia="vi-VN" w:bidi="ar-SA"/>
             </w:rPr>
           </w:pPr>
-          <w:hyperlink w:anchor="_Toc242433525" w:history="1">
+          <w:hyperlink w:anchor="_Toc242461472" w:history="1">
             <w:r>
               <w:rPr>
                 <w:rStyle w:val="Hyperlink"/>
@@ -4764,7 +4833,7 @@
                 <w:webHidden/>
                 <w:sz w:val="28"/>
               </w:rPr>
-              <w:instrText xml:space="preserve"> PAGEREF _Toc242433525 \h </w:instrText>
+              <w:instrText xml:space="preserve"> PAGEREF _Toc242461472 \h </w:instrText>
             </w:r>
             <w:r>
               <w:rPr>
@@ -4796,7 +4865,7 @@
                 <w:webHidden/>
                 <w:sz w:val="28"/>
               </w:rPr>
-              <w:t>11</w:t>
+              <w:t>10</w:t>
             </w:r>
             <w:r>
               <w:rPr>
@@ -4817,6 +4886,7 @@
             <w:tabs>
               <w:tab w:val="right" w:leader="dot" w:pos="9344"/>
             </w:tabs>
+            <w:spacing w:line="276" w:lineRule="auto"/>
             <w:rPr>
               <w:rFonts w:asciiTheme="majorHAnsi" w:eastAsiaTheme="minorEastAsia" w:hAnsiTheme="majorHAnsi" w:cstheme="majorHAnsi"/>
               <w:b w:val="0"/>
@@ -4826,7 +4896,7 @@
               <w:lang w:eastAsia="vi-VN" w:bidi="ar-SA"/>
             </w:rPr>
           </w:pPr>
-          <w:hyperlink w:anchor="_Toc242433526" w:history="1">
+          <w:hyperlink w:anchor="_Toc242461473" w:history="1">
             <w:r>
               <w:rPr>
                 <w:rStyle w:val="Hyperlink"/>
@@ -4870,7 +4940,7 @@
                 <w:webHidden/>
                 <w:sz w:val="28"/>
               </w:rPr>
-              <w:instrText xml:space="preserve"> PAGEREF _Toc242433526 \h </w:instrText>
+              <w:instrText xml:space="preserve"> PAGEREF _Toc242461473 \h </w:instrText>
             </w:r>
             <w:r>
               <w:rPr>
@@ -4923,6 +4993,7 @@
             <w:tabs>
               <w:tab w:val="right" w:leader="dot" w:pos="9344"/>
             </w:tabs>
+            <w:spacing w:line="276" w:lineRule="auto"/>
             <w:rPr>
               <w:rFonts w:asciiTheme="majorHAnsi" w:eastAsiaTheme="minorEastAsia" w:hAnsiTheme="majorHAnsi" w:cstheme="majorHAnsi"/>
               <w:b w:val="0"/>
@@ -4932,7 +5003,7 @@
               <w:lang w:eastAsia="vi-VN" w:bidi="ar-SA"/>
             </w:rPr>
           </w:pPr>
-          <w:hyperlink w:anchor="_Toc242433527" w:history="1">
+          <w:hyperlink w:anchor="_Toc242461474" w:history="1">
             <w:r>
               <w:rPr>
                 <w:rStyle w:val="Hyperlink"/>
@@ -4976,7 +5047,7 @@
                 <w:webHidden/>
                 <w:sz w:val="28"/>
               </w:rPr>
-              <w:instrText xml:space="preserve"> PAGEREF _Toc242433527 \h </w:instrText>
+              <w:instrText xml:space="preserve"> PAGEREF _Toc242461474 \h </w:instrText>
             </w:r>
             <w:r>
               <w:rPr>
@@ -5029,6 +5100,7 @@
             <w:tabs>
               <w:tab w:val="right" w:leader="dot" w:pos="9344"/>
             </w:tabs>
+            <w:spacing w:line="276" w:lineRule="auto"/>
             <w:rPr>
               <w:rFonts w:asciiTheme="majorHAnsi" w:eastAsiaTheme="minorEastAsia" w:hAnsiTheme="majorHAnsi" w:cstheme="majorHAnsi"/>
               <w:b w:val="0"/>
@@ -5038,7 +5110,7 @@
               <w:lang w:eastAsia="vi-VN" w:bidi="ar-SA"/>
             </w:rPr>
           </w:pPr>
-          <w:hyperlink w:anchor="_Toc242433528" w:history="1">
+          <w:hyperlink w:anchor="_Toc242461475" w:history="1">
             <w:r>
               <w:rPr>
                 <w:rStyle w:val="Hyperlink"/>
@@ -5082,7 +5154,7 @@
                 <w:webHidden/>
                 <w:sz w:val="28"/>
               </w:rPr>
-              <w:instrText xml:space="preserve"> PAGEREF _Toc242433528 \h </w:instrText>
+              <w:instrText xml:space="preserve"> PAGEREF _Toc242461475 \h </w:instrText>
             </w:r>
             <w:r>
               <w:rPr>
@@ -5135,6 +5207,7 @@
             <w:tabs>
               <w:tab w:val="right" w:leader="dot" w:pos="9344"/>
             </w:tabs>
+            <w:spacing w:line="276" w:lineRule="auto"/>
             <w:rPr>
               <w:rFonts w:asciiTheme="majorHAnsi" w:eastAsiaTheme="minorEastAsia" w:hAnsiTheme="majorHAnsi" w:cstheme="majorHAnsi"/>
               <w:b w:val="0"/>
@@ -5144,7 +5217,7 @@
               <w:lang w:eastAsia="vi-VN" w:bidi="ar-SA"/>
             </w:rPr>
           </w:pPr>
-          <w:hyperlink w:anchor="_Toc242433529" w:history="1">
+          <w:hyperlink w:anchor="_Toc242461476" w:history="1">
             <w:r>
               <w:rPr>
                 <w:rStyle w:val="Hyperlink"/>
@@ -5188,7 +5261,7 @@
                 <w:webHidden/>
                 <w:sz w:val="28"/>
               </w:rPr>
-              <w:instrText xml:space="preserve"> PAGEREF _Toc242433529 \h </w:instrText>
+              <w:instrText xml:space="preserve"> PAGEREF _Toc242461476 \h </w:instrText>
             </w:r>
             <w:r>
               <w:rPr>
@@ -5241,6 +5314,7 @@
             <w:tabs>
               <w:tab w:val="right" w:leader="dot" w:pos="9344"/>
             </w:tabs>
+            <w:spacing w:line="276" w:lineRule="auto"/>
             <w:rPr>
               <w:rFonts w:asciiTheme="majorHAnsi" w:eastAsiaTheme="minorEastAsia" w:hAnsiTheme="majorHAnsi" w:cstheme="majorHAnsi"/>
               <w:b w:val="0"/>
@@ -5250,7 +5324,7 @@
               <w:lang w:eastAsia="vi-VN" w:bidi="ar-SA"/>
             </w:rPr>
           </w:pPr>
-          <w:hyperlink w:anchor="_Toc242433530" w:history="1">
+          <w:hyperlink w:anchor="_Toc242461477" w:history="1">
             <w:r>
               <w:rPr>
                 <w:rStyle w:val="Hyperlink"/>
@@ -5294,7 +5368,7 @@
                 <w:webHidden/>
                 <w:sz w:val="28"/>
               </w:rPr>
-              <w:instrText xml:space="preserve"> PAGEREF _Toc242433530 \h </w:instrText>
+              <w:instrText xml:space="preserve"> PAGEREF _Toc242461477 \h </w:instrText>
             </w:r>
             <w:r>
               <w:rPr>
@@ -5347,6 +5421,7 @@
             <w:tabs>
               <w:tab w:val="right" w:leader="dot" w:pos="9344"/>
             </w:tabs>
+            <w:spacing w:line="276" w:lineRule="auto"/>
             <w:rPr>
               <w:rFonts w:asciiTheme="majorHAnsi" w:eastAsiaTheme="minorEastAsia" w:hAnsiTheme="majorHAnsi" w:cstheme="majorHAnsi"/>
               <w:b w:val="0"/>
@@ -5356,7 +5431,7 @@
               <w:lang w:eastAsia="vi-VN" w:bidi="ar-SA"/>
             </w:rPr>
           </w:pPr>
-          <w:hyperlink w:anchor="_Toc242433531" w:history="1">
+          <w:hyperlink w:anchor="_Toc242461478" w:history="1">
             <w:r>
               <w:rPr>
                 <w:rStyle w:val="Hyperlink"/>
@@ -5400,7 +5475,7 @@
                 <w:webHidden/>
                 <w:sz w:val="28"/>
               </w:rPr>
-              <w:instrText xml:space="preserve"> PAGEREF _Toc242433531 \h </w:instrText>
+              <w:instrText xml:space="preserve"> PAGEREF _Toc242461478 \h </w:instrText>
             </w:r>
             <w:r>
               <w:rPr>
@@ -5453,6 +5528,7 @@
             <w:tabs>
               <w:tab w:val="right" w:leader="dot" w:pos="9344"/>
             </w:tabs>
+            <w:spacing w:line="276" w:lineRule="auto"/>
             <w:rPr>
               <w:rFonts w:asciiTheme="majorHAnsi" w:eastAsiaTheme="minorEastAsia" w:hAnsiTheme="majorHAnsi" w:cstheme="majorHAnsi"/>
               <w:b w:val="0"/>
@@ -5462,7 +5538,7 @@
               <w:lang w:eastAsia="vi-VN" w:bidi="ar-SA"/>
             </w:rPr>
           </w:pPr>
-          <w:hyperlink w:anchor="_Toc242433532" w:history="1">
+          <w:hyperlink w:anchor="_Toc242461479" w:history="1">
             <w:r>
               <w:rPr>
                 <w:rStyle w:val="Hyperlink"/>
@@ -5506,7 +5582,7 @@
                 <w:webHidden/>
                 <w:sz w:val="28"/>
               </w:rPr>
-              <w:instrText xml:space="preserve"> PAGEREF _Toc242433532 \h </w:instrText>
+              <w:instrText xml:space="preserve"> PAGEREF _Toc242461479 \h </w:instrText>
             </w:r>
             <w:r>
               <w:rPr>
@@ -5559,6 +5635,7 @@
             <w:tabs>
               <w:tab w:val="right" w:leader="dot" w:pos="9344"/>
             </w:tabs>
+            <w:spacing w:line="276" w:lineRule="auto"/>
             <w:rPr>
               <w:rFonts w:asciiTheme="majorHAnsi" w:eastAsiaTheme="minorEastAsia" w:hAnsiTheme="majorHAnsi" w:cstheme="majorHAnsi"/>
               <w:b w:val="0"/>
@@ -5568,7 +5645,7 @@
               <w:lang w:eastAsia="vi-VN" w:bidi="ar-SA"/>
             </w:rPr>
           </w:pPr>
-          <w:hyperlink w:anchor="_Toc242433533" w:history="1">
+          <w:hyperlink w:anchor="_Toc242461480" w:history="1">
             <w:r>
               <w:rPr>
                 <w:rStyle w:val="Hyperlink"/>
@@ -5612,7 +5689,7 @@
                 <w:webHidden/>
                 <w:sz w:val="28"/>
               </w:rPr>
-              <w:instrText xml:space="preserve"> PAGEREF _Toc242433533 \h </w:instrText>
+              <w:instrText xml:space="preserve"> PAGEREF _Toc242461480 \h </w:instrText>
             </w:r>
             <w:r>
               <w:rPr>
@@ -5644,7 +5721,7 @@
                 <w:webHidden/>
                 <w:sz w:val="28"/>
               </w:rPr>
-              <w:t>12</w:t>
+              <w:t>11</w:t>
             </w:r>
             <w:r>
               <w:rPr>
@@ -5665,6 +5742,7 @@
             <w:tabs>
               <w:tab w:val="right" w:leader="dot" w:pos="9344"/>
             </w:tabs>
+            <w:spacing w:line="276" w:lineRule="auto"/>
             <w:rPr>
               <w:rFonts w:asciiTheme="majorHAnsi" w:eastAsiaTheme="minorEastAsia" w:hAnsiTheme="majorHAnsi" w:cstheme="majorHAnsi"/>
               <w:b w:val="0"/>
@@ -5674,7 +5752,7 @@
               <w:lang w:eastAsia="vi-VN" w:bidi="ar-SA"/>
             </w:rPr>
           </w:pPr>
-          <w:hyperlink w:anchor="_Toc242433534" w:history="1">
+          <w:hyperlink w:anchor="_Toc242461481" w:history="1">
             <w:r>
               <w:rPr>
                 <w:rStyle w:val="Hyperlink"/>
@@ -5718,7 +5796,7 @@
                 <w:webHidden/>
                 <w:sz w:val="28"/>
               </w:rPr>
-              <w:instrText xml:space="preserve"> PAGEREF _Toc242433534 \h </w:instrText>
+              <w:instrText xml:space="preserve"> PAGEREF _Toc242461481 \h </w:instrText>
             </w:r>
             <w:r>
               <w:rPr>
@@ -5750,7 +5828,7 @@
                 <w:webHidden/>
                 <w:sz w:val="28"/>
               </w:rPr>
-              <w:t>12</w:t>
+              <w:t>11</w:t>
             </w:r>
             <w:r>
               <w:rPr>
@@ -5771,6 +5849,7 @@
             <w:tabs>
               <w:tab w:val="right" w:leader="dot" w:pos="9344"/>
             </w:tabs>
+            <w:spacing w:line="276" w:lineRule="auto"/>
             <w:rPr>
               <w:rFonts w:asciiTheme="majorHAnsi" w:eastAsiaTheme="minorEastAsia" w:hAnsiTheme="majorHAnsi" w:cstheme="majorHAnsi"/>
               <w:b w:val="0"/>
@@ -5780,7 +5859,7 @@
               <w:lang w:eastAsia="vi-VN" w:bidi="ar-SA"/>
             </w:rPr>
           </w:pPr>
-          <w:hyperlink w:anchor="_Toc242433535" w:history="1">
+          <w:hyperlink w:anchor="_Toc242461482" w:history="1">
             <w:r>
               <w:rPr>
                 <w:rStyle w:val="Hyperlink"/>
@@ -5824,7 +5903,7 @@
                 <w:webHidden/>
                 <w:sz w:val="28"/>
               </w:rPr>
-              <w:instrText xml:space="preserve"> PAGEREF _Toc242433535 \h </w:instrText>
+              <w:instrText xml:space="preserve"> PAGEREF _Toc242461482 \h </w:instrText>
             </w:r>
             <w:r>
               <w:rPr>
@@ -5856,7 +5935,7 @@
                 <w:webHidden/>
                 <w:sz w:val="28"/>
               </w:rPr>
-              <w:t>12</w:t>
+              <w:t>11</w:t>
             </w:r>
             <w:r>
               <w:rPr>
@@ -5877,6 +5956,7 @@
             <w:tabs>
               <w:tab w:val="right" w:leader="dot" w:pos="9344"/>
             </w:tabs>
+            <w:spacing w:line="276" w:lineRule="auto"/>
             <w:rPr>
               <w:rFonts w:asciiTheme="majorHAnsi" w:eastAsiaTheme="minorEastAsia" w:hAnsiTheme="majorHAnsi" w:cstheme="majorHAnsi"/>
               <w:b w:val="0"/>
@@ -5886,7 +5966,7 @@
               <w:lang w:eastAsia="vi-VN" w:bidi="ar-SA"/>
             </w:rPr>
           </w:pPr>
-          <w:hyperlink w:anchor="_Toc242433536" w:history="1">
+          <w:hyperlink w:anchor="_Toc242461483" w:history="1">
             <w:r>
               <w:rPr>
                 <w:rStyle w:val="Hyperlink"/>
@@ -5930,7 +6010,7 @@
                 <w:webHidden/>
                 <w:sz w:val="28"/>
               </w:rPr>
-              <w:instrText xml:space="preserve"> PAGEREF _Toc242433536 \h </w:instrText>
+              <w:instrText xml:space="preserve"> PAGEREF _Toc242461483 \h </w:instrText>
             </w:r>
             <w:r>
               <w:rPr>
@@ -5983,6 +6063,7 @@
             <w:tabs>
               <w:tab w:val="right" w:leader="dot" w:pos="9344"/>
             </w:tabs>
+            <w:spacing w:line="276" w:lineRule="auto"/>
             <w:rPr>
               <w:rFonts w:asciiTheme="majorHAnsi" w:eastAsiaTheme="minorEastAsia" w:hAnsiTheme="majorHAnsi" w:cstheme="majorHAnsi"/>
               <w:b w:val="0"/>
@@ -5992,7 +6073,7 @@
               <w:lang w:eastAsia="vi-VN" w:bidi="ar-SA"/>
             </w:rPr>
           </w:pPr>
-          <w:hyperlink w:anchor="_Toc242433537" w:history="1">
+          <w:hyperlink w:anchor="_Toc242461484" w:history="1">
             <w:r>
               <w:rPr>
                 <w:rStyle w:val="Hyperlink"/>
@@ -6036,7 +6117,7 @@
                 <w:webHidden/>
                 <w:sz w:val="28"/>
               </w:rPr>
-              <w:instrText xml:space="preserve"> PAGEREF _Toc242433537 \h </w:instrText>
+              <w:instrText xml:space="preserve"> PAGEREF _Toc242461484 \h </w:instrText>
             </w:r>
             <w:r>
               <w:rPr>
@@ -6089,6 +6170,7 @@
             <w:tabs>
               <w:tab w:val="right" w:leader="dot" w:pos="9344"/>
             </w:tabs>
+            <w:spacing w:line="276" w:lineRule="auto"/>
             <w:rPr>
               <w:rFonts w:asciiTheme="majorHAnsi" w:eastAsiaTheme="minorEastAsia" w:hAnsiTheme="majorHAnsi" w:cstheme="majorHAnsi"/>
               <w:b w:val="0"/>
@@ -6098,7 +6180,7 @@
               <w:lang w:eastAsia="vi-VN" w:bidi="ar-SA"/>
             </w:rPr>
           </w:pPr>
-          <w:hyperlink w:anchor="_Toc242433538" w:history="1">
+          <w:hyperlink w:anchor="_Toc242461485" w:history="1">
             <w:r>
               <w:rPr>
                 <w:rStyle w:val="Hyperlink"/>
@@ -6142,7 +6224,7 @@
                 <w:webHidden/>
                 <w:sz w:val="28"/>
               </w:rPr>
-              <w:instrText xml:space="preserve"> PAGEREF _Toc242433538 \h </w:instrText>
+              <w:instrText xml:space="preserve"> PAGEREF _Toc242461485 \h </w:instrText>
             </w:r>
             <w:r>
               <w:rPr>
@@ -6195,6 +6277,7 @@
             <w:tabs>
               <w:tab w:val="right" w:leader="dot" w:pos="9344"/>
             </w:tabs>
+            <w:spacing w:line="276" w:lineRule="auto"/>
             <w:rPr>
               <w:rFonts w:asciiTheme="majorHAnsi" w:eastAsiaTheme="minorEastAsia" w:hAnsiTheme="majorHAnsi" w:cstheme="majorHAnsi"/>
               <w:b w:val="0"/>
@@ -6204,7 +6287,7 @@
               <w:lang w:eastAsia="vi-VN" w:bidi="ar-SA"/>
             </w:rPr>
           </w:pPr>
-          <w:hyperlink w:anchor="_Toc242433539" w:history="1">
+          <w:hyperlink w:anchor="_Toc242461486" w:history="1">
             <w:r>
               <w:rPr>
                 <w:rStyle w:val="Hyperlink"/>
@@ -6248,7 +6331,7 @@
                 <w:webHidden/>
                 <w:sz w:val="28"/>
               </w:rPr>
-              <w:instrText xml:space="preserve"> PAGEREF _Toc242433539 \h </w:instrText>
+              <w:instrText xml:space="preserve"> PAGEREF _Toc242461486 \h </w:instrText>
             </w:r>
             <w:r>
               <w:rPr>
@@ -6301,6 +6384,7 @@
             <w:tabs>
               <w:tab w:val="right" w:leader="dot" w:pos="9344"/>
             </w:tabs>
+            <w:spacing w:line="276" w:lineRule="auto"/>
             <w:rPr>
               <w:rFonts w:asciiTheme="majorHAnsi" w:eastAsiaTheme="minorEastAsia" w:hAnsiTheme="majorHAnsi" w:cstheme="majorHAnsi"/>
               <w:b w:val="0"/>
@@ -6310,7 +6394,7 @@
               <w:lang w:eastAsia="vi-VN" w:bidi="ar-SA"/>
             </w:rPr>
           </w:pPr>
-          <w:hyperlink w:anchor="_Toc242433540" w:history="1">
+          <w:hyperlink w:anchor="_Toc242461487" w:history="1">
             <w:r>
               <w:rPr>
                 <w:rStyle w:val="Hyperlink"/>
@@ -6354,7 +6438,7 @@
                 <w:webHidden/>
                 <w:sz w:val="28"/>
               </w:rPr>
-              <w:instrText xml:space="preserve"> PAGEREF _Toc242433540 \h </w:instrText>
+              <w:instrText xml:space="preserve"> PAGEREF _Toc242461487 \h </w:instrText>
             </w:r>
             <w:r>
               <w:rPr>
@@ -6386,7 +6470,7 @@
                 <w:webHidden/>
                 <w:sz w:val="28"/>
               </w:rPr>
-              <w:t>13</w:t>
+              <w:t>12</w:t>
             </w:r>
             <w:r>
               <w:rPr>
@@ -6407,6 +6491,7 @@
             <w:tabs>
               <w:tab w:val="right" w:leader="dot" w:pos="9344"/>
             </w:tabs>
+            <w:spacing w:line="276" w:lineRule="auto"/>
             <w:rPr>
               <w:rFonts w:asciiTheme="majorHAnsi" w:eastAsiaTheme="minorEastAsia" w:hAnsiTheme="majorHAnsi" w:cstheme="majorHAnsi"/>
               <w:b w:val="0"/>
@@ -6416,7 +6501,7 @@
               <w:lang w:eastAsia="vi-VN" w:bidi="ar-SA"/>
             </w:rPr>
           </w:pPr>
-          <w:hyperlink w:anchor="_Toc242433541" w:history="1">
+          <w:hyperlink w:anchor="_Toc242461488" w:history="1">
             <w:r>
               <w:rPr>
                 <w:rStyle w:val="Hyperlink"/>
@@ -6460,7 +6545,7 @@
                 <w:webHidden/>
                 <w:sz w:val="28"/>
               </w:rPr>
-              <w:instrText xml:space="preserve"> PAGEREF _Toc242433541 \h </w:instrText>
+              <w:instrText xml:space="preserve"> PAGEREF _Toc242461488 \h </w:instrText>
             </w:r>
             <w:r>
               <w:rPr>
@@ -6492,7 +6577,7 @@
                 <w:webHidden/>
                 <w:sz w:val="28"/>
               </w:rPr>
-              <w:t>13</w:t>
+              <w:t>12</w:t>
             </w:r>
             <w:r>
               <w:rPr>
@@ -6513,6 +6598,7 @@
             <w:tabs>
               <w:tab w:val="right" w:leader="dot" w:pos="9344"/>
             </w:tabs>
+            <w:spacing w:line="276" w:lineRule="auto"/>
             <w:rPr>
               <w:rFonts w:asciiTheme="majorHAnsi" w:eastAsiaTheme="minorEastAsia" w:hAnsiTheme="majorHAnsi" w:cstheme="majorHAnsi"/>
               <w:b w:val="0"/>
@@ -6522,7 +6608,7 @@
               <w:lang w:eastAsia="vi-VN" w:bidi="ar-SA"/>
             </w:rPr>
           </w:pPr>
-          <w:hyperlink w:anchor="_Toc242433542" w:history="1">
+          <w:hyperlink w:anchor="_Toc242461489" w:history="1">
             <w:r>
               <w:rPr>
                 <w:rStyle w:val="Hyperlink"/>
@@ -6531,7 +6617,7 @@
                 <w:bCs w:val="0"/>
                 <w:noProof/>
                 <w:sz w:val="28"/>
-                <w:lang w:val="en-US" w:eastAsia="vi-VN"/>
+                <w:lang w:eastAsia="vi-VN"/>
               </w:rPr>
               <w:t>20. Tài liệu tham khảo</w:t>
             </w:r>
@@ -6566,7 +6652,7 @@
                 <w:webHidden/>
                 <w:sz w:val="28"/>
               </w:rPr>
-              <w:instrText xml:space="preserve"> PAGEREF _Toc242433542 \h </w:instrText>
+              <w:instrText xml:space="preserve"> PAGEREF _Toc242461489 \h </w:instrText>
             </w:r>
             <w:r>
               <w:rPr>
@@ -6614,6 +6700,222 @@
           </w:hyperlink>
         </w:p>
         <w:p>
+          <w:pPr>
+            <w:pStyle w:val="TOC2"/>
+            <w:tabs>
+              <w:tab w:val="right" w:leader="dot" w:pos="9344"/>
+            </w:tabs>
+            <w:spacing w:line="276" w:lineRule="auto"/>
+            <w:rPr>
+              <w:rFonts w:asciiTheme="majorHAnsi" w:eastAsiaTheme="minorEastAsia" w:hAnsiTheme="majorHAnsi" w:cstheme="majorHAnsi"/>
+              <w:b w:val="0"/>
+              <w:bCs w:val="0"/>
+              <w:noProof/>
+              <w:sz w:val="28"/>
+              <w:lang w:eastAsia="vi-VN" w:bidi="ar-SA"/>
+            </w:rPr>
+          </w:pPr>
+          <w:hyperlink w:anchor="_Toc242461490" w:history="1">
+            <w:r>
+              <w:rPr>
+                <w:rStyle w:val="Hyperlink"/>
+                <w:rFonts w:asciiTheme="majorHAnsi" w:hAnsiTheme="majorHAnsi" w:cstheme="majorHAnsi"/>
+                <w:b w:val="0"/>
+                <w:bCs w:val="0"/>
+                <w:noProof/>
+                <w:sz w:val="28"/>
+              </w:rPr>
+              <w:t>20.1. Sách và Giáo trình</w:t>
+            </w:r>
+            <w:r>
+              <w:rPr>
+                <w:rFonts w:asciiTheme="majorHAnsi" w:hAnsiTheme="majorHAnsi" w:cstheme="majorHAnsi"/>
+                <w:b w:val="0"/>
+                <w:bCs w:val="0"/>
+                <w:noProof/>
+                <w:webHidden/>
+                <w:sz w:val="28"/>
+              </w:rPr>
+              <w:tab/>
+            </w:r>
+            <w:r>
+              <w:rPr>
+                <w:rFonts w:asciiTheme="majorHAnsi" w:hAnsiTheme="majorHAnsi" w:cstheme="majorHAnsi"/>
+                <w:b w:val="0"/>
+                <w:bCs w:val="0"/>
+                <w:noProof/>
+                <w:webHidden/>
+                <w:sz w:val="28"/>
+              </w:rPr>
+              <w:fldChar w:fldCharType="begin"/>
+            </w:r>
+            <w:r>
+              <w:rPr>
+                <w:rFonts w:asciiTheme="majorHAnsi" w:hAnsiTheme="majorHAnsi" w:cstheme="majorHAnsi"/>
+                <w:b w:val="0"/>
+                <w:bCs w:val="0"/>
+                <w:noProof/>
+                <w:webHidden/>
+                <w:sz w:val="28"/>
+              </w:rPr>
+              <w:instrText xml:space="preserve"> PAGEREF _Toc242461490 \h </w:instrText>
+            </w:r>
+            <w:r>
+              <w:rPr>
+                <w:rFonts w:asciiTheme="majorHAnsi" w:hAnsiTheme="majorHAnsi" w:cstheme="majorHAnsi"/>
+                <w:b w:val="0"/>
+                <w:bCs w:val="0"/>
+                <w:noProof/>
+                <w:webHidden/>
+                <w:sz w:val="28"/>
+              </w:rPr>
+            </w:r>
+            <w:r>
+              <w:rPr>
+                <w:rFonts w:asciiTheme="majorHAnsi" w:hAnsiTheme="majorHAnsi" w:cstheme="majorHAnsi"/>
+                <w:b w:val="0"/>
+                <w:bCs w:val="0"/>
+                <w:noProof/>
+                <w:webHidden/>
+                <w:sz w:val="28"/>
+              </w:rPr>
+              <w:fldChar w:fldCharType="separate"/>
+            </w:r>
+            <w:r>
+              <w:rPr>
+                <w:rFonts w:asciiTheme="majorHAnsi" w:hAnsiTheme="majorHAnsi" w:cstheme="majorHAnsi"/>
+                <w:b w:val="0"/>
+                <w:bCs w:val="0"/>
+                <w:noProof/>
+                <w:webHidden/>
+                <w:sz w:val="28"/>
+              </w:rPr>
+              <w:t>13</w:t>
+            </w:r>
+            <w:r>
+              <w:rPr>
+                <w:rFonts w:asciiTheme="majorHAnsi" w:hAnsiTheme="majorHAnsi" w:cstheme="majorHAnsi"/>
+                <w:b w:val="0"/>
+                <w:bCs w:val="0"/>
+                <w:noProof/>
+                <w:webHidden/>
+                <w:sz w:val="28"/>
+              </w:rPr>
+              <w:fldChar w:fldCharType="end"/>
+            </w:r>
+          </w:hyperlink>
+        </w:p>
+        <w:p>
+          <w:pPr>
+            <w:pStyle w:val="TOC2"/>
+            <w:tabs>
+              <w:tab w:val="right" w:leader="dot" w:pos="9344"/>
+            </w:tabs>
+            <w:spacing w:line="276" w:lineRule="auto"/>
+            <w:rPr>
+              <w:rFonts w:asciiTheme="majorHAnsi" w:eastAsiaTheme="minorEastAsia" w:hAnsiTheme="majorHAnsi" w:cstheme="majorHAnsi"/>
+              <w:b w:val="0"/>
+              <w:bCs w:val="0"/>
+              <w:noProof/>
+              <w:sz w:val="28"/>
+              <w:lang w:eastAsia="vi-VN" w:bidi="ar-SA"/>
+            </w:rPr>
+          </w:pPr>
+          <w:hyperlink w:anchor="_Toc242461491" w:history="1">
+            <w:r>
+              <w:rPr>
+                <w:rStyle w:val="Hyperlink"/>
+                <w:rFonts w:asciiTheme="majorHAnsi" w:hAnsiTheme="majorHAnsi" w:cstheme="majorHAnsi"/>
+                <w:b w:val="0"/>
+                <w:bCs w:val="0"/>
+                <w:noProof/>
+                <w:sz w:val="28"/>
+                <w:lang w:val="en-US"/>
+              </w:rPr>
+              <w:t>20.2. Tài liệu trực tuyến &amp; Nguồn tra cứu chuẩn</w:t>
+            </w:r>
+            <w:r>
+              <w:rPr>
+                <w:rFonts w:asciiTheme="majorHAnsi" w:hAnsiTheme="majorHAnsi" w:cstheme="majorHAnsi"/>
+                <w:b w:val="0"/>
+                <w:bCs w:val="0"/>
+                <w:noProof/>
+                <w:webHidden/>
+                <w:sz w:val="28"/>
+              </w:rPr>
+              <w:tab/>
+            </w:r>
+            <w:r>
+              <w:rPr>
+                <w:rFonts w:asciiTheme="majorHAnsi" w:hAnsiTheme="majorHAnsi" w:cstheme="majorHAnsi"/>
+                <w:b w:val="0"/>
+                <w:bCs w:val="0"/>
+                <w:noProof/>
+                <w:webHidden/>
+                <w:sz w:val="28"/>
+              </w:rPr>
+              <w:fldChar w:fldCharType="begin"/>
+            </w:r>
+            <w:r>
+              <w:rPr>
+                <w:rFonts w:asciiTheme="majorHAnsi" w:hAnsiTheme="majorHAnsi" w:cstheme="majorHAnsi"/>
+                <w:b w:val="0"/>
+                <w:bCs w:val="0"/>
+                <w:noProof/>
+                <w:webHidden/>
+                <w:sz w:val="28"/>
+              </w:rPr>
+              <w:instrText xml:space="preserve"> PAGEREF _Toc242461491 \h </w:instrText>
+            </w:r>
+            <w:r>
+              <w:rPr>
+                <w:rFonts w:asciiTheme="majorHAnsi" w:hAnsiTheme="majorHAnsi" w:cstheme="majorHAnsi"/>
+                <w:b w:val="0"/>
+                <w:bCs w:val="0"/>
+                <w:noProof/>
+                <w:webHidden/>
+                <w:sz w:val="28"/>
+              </w:rPr>
+            </w:r>
+            <w:r>
+              <w:rPr>
+                <w:rFonts w:asciiTheme="majorHAnsi" w:hAnsiTheme="majorHAnsi" w:cstheme="majorHAnsi"/>
+                <w:b w:val="0"/>
+                <w:bCs w:val="0"/>
+                <w:noProof/>
+                <w:webHidden/>
+                <w:sz w:val="28"/>
+              </w:rPr>
+              <w:fldChar w:fldCharType="separate"/>
+            </w:r>
+            <w:r>
+              <w:rPr>
+                <w:rFonts w:asciiTheme="majorHAnsi" w:hAnsiTheme="majorHAnsi" w:cstheme="majorHAnsi"/>
+                <w:b w:val="0"/>
+                <w:bCs w:val="0"/>
+                <w:noProof/>
+                <w:webHidden/>
+                <w:sz w:val="28"/>
+              </w:rPr>
+              <w:t>13</w:t>
+            </w:r>
+            <w:r>
+              <w:rPr>
+                <w:rFonts w:asciiTheme="majorHAnsi" w:hAnsiTheme="majorHAnsi" w:cstheme="majorHAnsi"/>
+                <w:b w:val="0"/>
+                <w:bCs w:val="0"/>
+                <w:noProof/>
+                <w:webHidden/>
+                <w:sz w:val="28"/>
+              </w:rPr>
+              <w:fldChar w:fldCharType="end"/>
+            </w:r>
+          </w:hyperlink>
+        </w:p>
+        <w:p>
+          <w:pPr>
+            <w:spacing w:line="276" w:lineRule="auto"/>
+          </w:pPr>
           <w:r>
             <w:rPr>
               <w:rFonts w:asciiTheme="majorHAnsi" w:hAnsiTheme="majorHAnsi" w:cstheme="majorHAnsi"/>
@@ -6658,20 +6960,6 @@
     </w:p>
     <w:p>
       <w:pPr>
-        <w:rPr>
-          <w:lang w:val="en-US" w:eastAsia="vi-VN" w:bidi="ar-SA"/>
-        </w:rPr>
-      </w:pPr>
-    </w:p>
-    <w:p>
-      <w:pPr>
-        <w:rPr>
-          <w:lang w:val="en-US" w:eastAsia="vi-VN" w:bidi="ar-SA"/>
-        </w:rPr>
-      </w:pPr>
-    </w:p>
-    <w:p>
-      <w:pPr>
         <w:pStyle w:val="Heading1"/>
         <w:rPr>
           <w:b w:val="0"/>
@@ -6683,7 +6971,7 @@
           <w:lang w:eastAsia="vi-VN" w:bidi="ar-SA"/>
         </w:rPr>
       </w:pPr>
-      <w:bookmarkStart w:id="0" w:name="_Toc242433489"/>
+      <w:bookmarkStart w:id="0" w:name="_Toc242461436"/>
       <w:r>
         <w:rPr>
           <w:color w:val="000000" w:themeColor="text1"/>
@@ -6764,7 +7052,7 @@
           <w:lang w:eastAsia="vi-VN" w:bidi="ar-SA"/>
         </w:rPr>
       </w:pPr>
-      <w:bookmarkStart w:id="1" w:name="_Toc242433490"/>
+      <w:bookmarkStart w:id="1" w:name="_Toc242461437"/>
       <w:r>
         <w:rPr>
           <w:color w:val="000000" w:themeColor="text1"/>
@@ -7202,7 +7490,7 @@
           <w:lang w:eastAsia="vi-VN" w:bidi="ar-SA"/>
         </w:rPr>
       </w:pPr>
-      <w:bookmarkStart w:id="2" w:name="_Toc242433491"/>
+      <w:bookmarkStart w:id="2" w:name="_Toc242461438"/>
       <w:r>
         <w:rPr>
           <w:color w:val="000000" w:themeColor="text1"/>
@@ -7225,7 +7513,7 @@
           <w:lang w:eastAsia="vi-VN" w:bidi="ar-SA"/>
         </w:rPr>
       </w:pPr>
-      <w:bookmarkStart w:id="3" w:name="_Toc242433492"/>
+      <w:bookmarkStart w:id="3" w:name="_Toc242461439"/>
       <w:r>
         <w:rPr>
           <w:color w:val="000000" w:themeColor="text1"/>
@@ -7382,7 +7670,7 @@
           <w:lang w:eastAsia="vi-VN" w:bidi="ar-SA"/>
         </w:rPr>
       </w:pPr>
-      <w:bookmarkStart w:id="4" w:name="_Toc242433493"/>
+      <w:bookmarkStart w:id="4" w:name="_Toc242461440"/>
       <w:r>
         <w:rPr>
           <w:color w:val="000000" w:themeColor="text1"/>
@@ -7491,7 +7779,7 @@
           <w:lang w:eastAsia="vi-VN" w:bidi="ar-SA"/>
         </w:rPr>
       </w:pPr>
-      <w:bookmarkStart w:id="5" w:name="_Toc242433494"/>
+      <w:bookmarkStart w:id="5" w:name="_Toc242461441"/>
       <w:r>
         <w:rPr>
           <w:color w:val="000000" w:themeColor="text1"/>
@@ -7755,7 +8043,7 @@
           <w:lang w:eastAsia="vi-VN" w:bidi="ar-SA"/>
         </w:rPr>
       </w:pPr>
-      <w:bookmarkStart w:id="6" w:name="_Toc242433495"/>
+      <w:bookmarkStart w:id="6" w:name="_Toc242461442"/>
       <w:r>
         <w:rPr>
           <w:color w:val="000000" w:themeColor="text1"/>
@@ -7866,7 +8154,7 @@
           <w:lang w:eastAsia="vi-VN" w:bidi="ar-SA"/>
         </w:rPr>
       </w:pPr>
-      <w:bookmarkStart w:id="7" w:name="_Toc242433496"/>
+      <w:bookmarkStart w:id="7" w:name="_Toc242461443"/>
       <w:r>
         <w:rPr>
           <w:color w:val="000000" w:themeColor="text1"/>
@@ -7918,7 +8206,7 @@
           <w:lang w:eastAsia="vi-VN" w:bidi="ar-SA"/>
         </w:rPr>
       </w:pPr>
-      <w:bookmarkStart w:id="8" w:name="_Toc242433497"/>
+      <w:bookmarkStart w:id="8" w:name="_Toc242461444"/>
       <w:r>
         <w:rPr>
           <w:color w:val="000000" w:themeColor="text1"/>
@@ -7970,7 +8258,7 @@
           <w:lang w:eastAsia="vi-VN" w:bidi="ar-SA"/>
         </w:rPr>
       </w:pPr>
-      <w:bookmarkStart w:id="9" w:name="_Toc242433498"/>
+      <w:bookmarkStart w:id="9" w:name="_Toc242461445"/>
       <w:r>
         <w:rPr>
           <w:color w:val="000000" w:themeColor="text1"/>
@@ -8022,7 +8310,7 @@
           <w:lang w:eastAsia="vi-VN" w:bidi="ar-SA"/>
         </w:rPr>
       </w:pPr>
-      <w:bookmarkStart w:id="10" w:name="_Toc242433499"/>
+      <w:bookmarkStart w:id="10" w:name="_Toc242461446"/>
       <w:r>
         <w:rPr>
           <w:color w:val="000000" w:themeColor="text1"/>
@@ -8074,7 +8362,7 @@
           <w:lang w:eastAsia="vi-VN" w:bidi="ar-SA"/>
         </w:rPr>
       </w:pPr>
-      <w:bookmarkStart w:id="11" w:name="_Toc242433500"/>
+      <w:bookmarkStart w:id="11" w:name="_Toc242461447"/>
       <w:r>
         <w:rPr>
           <w:color w:val="000000" w:themeColor="text1"/>
@@ -8126,7 +8414,7 @@
           <w:lang w:bidi="ar-SA"/>
         </w:rPr>
       </w:pPr>
-      <w:bookmarkStart w:id="12" w:name="_Toc242433501"/>
+      <w:bookmarkStart w:id="12" w:name="_Toc242461448"/>
       <w:r>
         <w:rPr>
           <w:color w:val="000000" w:themeColor="text1"/>
@@ -8175,7 +8463,7 @@
           <w:lang w:bidi="ar-SA"/>
         </w:rPr>
       </w:pPr>
-      <w:bookmarkStart w:id="13" w:name="_Toc242433502"/>
+      <w:bookmarkStart w:id="13" w:name="_Toc242461449"/>
       <w:r>
         <w:rPr>
           <w:color w:val="000000" w:themeColor="text1"/>
@@ -8197,7 +8485,7 @@
           <w:lang w:eastAsia="vi-VN" w:bidi="ar-SA"/>
         </w:rPr>
       </w:pPr>
-      <w:bookmarkStart w:id="14" w:name="_Toc242433503"/>
+      <w:bookmarkStart w:id="14" w:name="_Toc242461450"/>
       <w:r>
         <w:rPr>
           <w:color w:val="000000" w:themeColor="text1"/>
@@ -9265,7 +9553,7 @@
           <w:lang w:eastAsia="vi-VN" w:bidi="ar-SA"/>
         </w:rPr>
       </w:pPr>
-      <w:bookmarkStart w:id="15" w:name="_Toc242433504"/>
+      <w:bookmarkStart w:id="15" w:name="_Toc242461451"/>
       <w:r>
         <w:rPr>
           <w:color w:val="000000" w:themeColor="text1"/>
@@ -9432,7 +9720,7 @@
           <w:lang w:eastAsia="vi-VN" w:bidi="ar-SA"/>
         </w:rPr>
       </w:pPr>
-      <w:bookmarkStart w:id="16" w:name="_Toc242433505"/>
+      <w:bookmarkStart w:id="16" w:name="_Toc242461452"/>
       <w:r>
         <w:rPr>
           <w:color w:val="000000" w:themeColor="text1"/>
@@ -9523,7 +9811,7 @@
           <w:lang w:eastAsia="vi-VN" w:bidi="ar-SA"/>
         </w:rPr>
       </w:pPr>
-      <w:bookmarkStart w:id="17" w:name="_Toc242433506"/>
+      <w:bookmarkStart w:id="17" w:name="_Toc242461453"/>
       <w:r>
         <w:rPr>
           <w:color w:val="000000" w:themeColor="text1"/>
@@ -9545,7 +9833,7 @@
           <w:lang w:eastAsia="vi-VN" w:bidi="ar-SA"/>
         </w:rPr>
       </w:pPr>
-      <w:bookmarkStart w:id="18" w:name="_Toc242433507"/>
+      <w:bookmarkStart w:id="18" w:name="_Toc242461454"/>
       <w:r>
         <w:rPr>
           <w:color w:val="000000" w:themeColor="text1"/>
@@ -9597,7 +9885,7 @@
           <w:lang w:eastAsia="vi-VN" w:bidi="ar-SA"/>
         </w:rPr>
       </w:pPr>
-      <w:bookmarkStart w:id="19" w:name="_Toc242433508"/>
+      <w:bookmarkStart w:id="19" w:name="_Toc242461455"/>
       <w:r>
         <w:rPr>
           <w:color w:val="000000" w:themeColor="text1"/>
@@ -9835,7 +10123,7 @@
           <w:lang w:eastAsia="vi-VN" w:bidi="ar-SA"/>
         </w:rPr>
       </w:pPr>
-      <w:bookmarkStart w:id="20" w:name="_Toc242433509"/>
+      <w:bookmarkStart w:id="20" w:name="_Toc242461456"/>
       <w:r>
         <w:rPr>
           <w:color w:val="000000" w:themeColor="text1"/>
@@ -9931,7 +10219,7 @@
           <w:lang w:eastAsia="vi-VN" w:bidi="ar-SA"/>
         </w:rPr>
       </w:pPr>
-      <w:bookmarkStart w:id="21" w:name="_Toc242433510"/>
+      <w:bookmarkStart w:id="21" w:name="_Toc242461457"/>
       <w:r>
         <w:rPr>
           <w:color w:val="000000" w:themeColor="text1"/>
@@ -10013,7 +10301,7 @@
           <w:lang w:eastAsia="vi-VN" w:bidi="ar-SA"/>
         </w:rPr>
       </w:pPr>
-      <w:bookmarkStart w:id="22" w:name="_Toc242433511"/>
+      <w:bookmarkStart w:id="22" w:name="_Toc242461458"/>
       <w:r>
         <w:rPr>
           <w:color w:val="000000" w:themeColor="text1"/>
@@ -10975,7 +11263,7 @@
           <w:lang w:eastAsia="vi-VN" w:bidi="ar-SA"/>
         </w:rPr>
       </w:pPr>
-      <w:bookmarkStart w:id="23" w:name="_Toc242433512"/>
+      <w:bookmarkStart w:id="23" w:name="_Toc242461459"/>
       <w:r>
         <w:rPr>
           <w:color w:val="000000" w:themeColor="text1"/>
@@ -11027,7 +11315,7 @@
           <w:lang w:eastAsia="vi-VN" w:bidi="ar-SA"/>
         </w:rPr>
       </w:pPr>
-      <w:bookmarkStart w:id="24" w:name="_Toc242433513"/>
+      <w:bookmarkStart w:id="24" w:name="_Toc242461460"/>
       <w:r>
         <w:rPr>
           <w:color w:val="000000" w:themeColor="text1"/>
@@ -11169,7 +11457,7 @@
           <w:lang w:eastAsia="vi-VN" w:bidi="ar-SA"/>
         </w:rPr>
       </w:pPr>
-      <w:bookmarkStart w:id="25" w:name="_Toc242433514"/>
+      <w:bookmarkStart w:id="25" w:name="_Toc242461461"/>
       <w:r>
         <w:rPr>
           <w:color w:val="000000" w:themeColor="text1"/>
@@ -11308,7 +11596,7 @@
           <w:lang w:eastAsia="vi-VN" w:bidi="ar-SA"/>
         </w:rPr>
       </w:pPr>
-      <w:bookmarkStart w:id="26" w:name="_Toc242433515"/>
+      <w:bookmarkStart w:id="26" w:name="_Toc242461462"/>
       <w:r>
         <w:rPr>
           <w:color w:val="000000" w:themeColor="text1"/>
@@ -11330,7 +11618,7 @@
           <w:lang w:eastAsia="vi-VN" w:bidi="ar-SA"/>
         </w:rPr>
       </w:pPr>
-      <w:bookmarkStart w:id="27" w:name="_Toc242433516"/>
+      <w:bookmarkStart w:id="27" w:name="_Toc242461463"/>
       <w:r>
         <w:rPr>
           <w:color w:val="000000" w:themeColor="text1"/>
@@ -11412,7 +11700,7 @@
           <w:lang w:eastAsia="vi-VN" w:bidi="ar-SA"/>
         </w:rPr>
       </w:pPr>
-      <w:bookmarkStart w:id="28" w:name="_Toc242433517"/>
+      <w:bookmarkStart w:id="28" w:name="_Toc242461464"/>
       <w:r>
         <w:rPr>
           <w:color w:val="000000" w:themeColor="text1"/>
@@ -11494,7 +11782,7 @@
           <w:lang w:eastAsia="vi-VN" w:bidi="ar-SA"/>
         </w:rPr>
       </w:pPr>
-      <w:bookmarkStart w:id="29" w:name="_Toc242433518"/>
+      <w:bookmarkStart w:id="29" w:name="_Toc242461465"/>
       <w:r>
         <w:rPr>
           <w:color w:val="000000" w:themeColor="text1"/>
@@ -11576,7 +11864,7 @@
           <w:lang w:eastAsia="vi-VN" w:bidi="ar-SA"/>
         </w:rPr>
       </w:pPr>
-      <w:bookmarkStart w:id="30" w:name="_Toc242433519"/>
+      <w:bookmarkStart w:id="30" w:name="_Toc242461466"/>
       <w:r>
         <w:rPr>
           <w:color w:val="000000" w:themeColor="text1"/>
@@ -11628,7 +11916,7 @@
           <w:lang w:eastAsia="vi-VN" w:bidi="ar-SA"/>
         </w:rPr>
       </w:pPr>
-      <w:bookmarkStart w:id="31" w:name="_Toc242433520"/>
+      <w:bookmarkStart w:id="31" w:name="_Toc242461467"/>
       <w:r>
         <w:rPr>
           <w:color w:val="000000" w:themeColor="text1"/>
@@ -11923,7 +12211,7 @@
           <w:color w:val="000000" w:themeColor="text1"/>
           <w:kern w:val="0"/>
           <w:sz w:val="28"/>
-          <w:lang w:eastAsia="vi-VN" w:bidi="ar-SA"/>
+          <w:lang w:val="en-US" w:eastAsia="vi-VN" w:bidi="ar-SA"/>
           <w14:ligatures w14:val="none"/>
         </w:rPr>
       </w:pPr>
@@ -11943,11 +12231,18 @@
     </w:p>
     <w:p>
       <w:pPr>
-        <w:pStyle w:val="Heading1"/>
-        <w:rPr>
-          <w:sz w:val="28"/>
-          <w:szCs w:val="28"/>
-          <w:lang w:bidi="ar-SA"/>
+        <w:spacing w:after="100" w:line="240" w:lineRule="auto"/>
+        <w:ind w:firstLine="420"/>
+        <w:jc w:val="both"/>
+        <w:rPr>
+          <w:rFonts w:ascii="Times New Roman" w:eastAsia="Times New Roman" w:hAnsi="Times New Roman" w:cs="Times New Roman"/>
+          <w:b w:val="0"/>
+          <w:bCs w:val="0"/>
+          <w:color w:val="000000" w:themeColor="text1"/>
+          <w:kern w:val="0"/>
+          <w:sz w:val="28"/>
+          <w:lang w:eastAsia="vi-VN" w:bidi="ar-SA"/>
+          <w14:ligatures w14:val="none"/>
         </w:rPr>
       </w:pPr>
       <w:r>
@@ -11961,12 +12256,11 @@
         </w:rPr>
         <w:br/>
       </w:r>
-      <w:bookmarkStart w:id="32" w:name="_Toc242433521"/>
-      <w:r>
-        <w:rPr>
-          <w:color w:val="auto"/>
-          <w:sz w:val="28"/>
-          <w:szCs w:val="28"/>
+      <w:bookmarkStart w:id="32" w:name="_Toc242461468"/>
+      <w:r>
+        <w:rPr>
+          <w:rFonts w:ascii="Times New Roman" w:hAnsi="Times New Roman" w:cs="Times New Roman"/>
+          <w:sz w:val="28"/>
           <w:lang w:bidi="ar-SA"/>
         </w:rPr>
         <w:t>14. Kiểm thử chương trình</w:t>
@@ -15226,7 +15520,7 @@
           <w:lang w:eastAsia="vi-VN" w:bidi="ar-SA"/>
         </w:rPr>
       </w:pPr>
-      <w:bookmarkStart w:id="33" w:name="_Toc242433522"/>
+      <w:bookmarkStart w:id="33" w:name="_Toc242461469"/>
       <w:r>
         <w:rPr>
           <w:color w:val="000000" w:themeColor="text1"/>
@@ -15234,7 +15528,6 @@
           <w:szCs w:val="28"/>
           <w:lang w:eastAsia="vi-VN" w:bidi="ar-SA"/>
         </w:rPr>
-        <w:lastRenderedPageBreak/>
         <w:t>15. Ưu điểm</w:t>
       </w:r>
       <w:bookmarkEnd w:id="33"/>
@@ -15249,7 +15542,7 @@
           <w:lang w:eastAsia="vi-VN" w:bidi="ar-SA"/>
         </w:rPr>
       </w:pPr>
-      <w:bookmarkStart w:id="34" w:name="_Toc242433523"/>
+      <w:bookmarkStart w:id="34" w:name="_Toc242461470"/>
       <w:r>
         <w:rPr>
           <w:color w:val="000000" w:themeColor="text1"/>
@@ -15316,6 +15609,7 @@
           <w:lang w:eastAsia="vi-VN" w:bidi="ar-SA"/>
           <w14:ligatures w14:val="none"/>
         </w:rPr>
+        <w:lastRenderedPageBreak/>
         <w:t>• Phân tách rõ hai lớp PhongKhachSan và QuanLyKhachSan.</w:t>
       </w:r>
     </w:p>
@@ -15387,7 +15681,7 @@
           <w:lang w:eastAsia="vi-VN" w:bidi="ar-SA"/>
         </w:rPr>
       </w:pPr>
-      <w:bookmarkStart w:id="35" w:name="_Toc242433524"/>
+      <w:bookmarkStart w:id="35" w:name="_Toc242461471"/>
       <w:r>
         <w:rPr>
           <w:color w:val="000000" w:themeColor="text1"/>
@@ -15438,7 +15732,7 @@
           <w:lang w:eastAsia="vi-VN" w:bidi="ar-SA"/>
         </w:rPr>
       </w:pPr>
-      <w:bookmarkStart w:id="36" w:name="_Toc242433525"/>
+      <w:bookmarkStart w:id="36" w:name="_Toc242461472"/>
       <w:r>
         <w:rPr>
           <w:color w:val="000000" w:themeColor="text1"/>
@@ -15490,7 +15784,7 @@
           <w:lang w:eastAsia="vi-VN" w:bidi="ar-SA"/>
         </w:rPr>
       </w:pPr>
-      <w:bookmarkStart w:id="37" w:name="_Toc242433526"/>
+      <w:bookmarkStart w:id="37" w:name="_Toc242461473"/>
       <w:r>
         <w:rPr>
           <w:color w:val="000000" w:themeColor="text1"/>
@@ -15542,7 +15836,7 @@
           <w:lang w:eastAsia="vi-VN" w:bidi="ar-SA"/>
         </w:rPr>
       </w:pPr>
-      <w:bookmarkStart w:id="38" w:name="_Toc242433527"/>
+      <w:bookmarkStart w:id="38" w:name="_Toc242461474"/>
       <w:r>
         <w:rPr>
           <w:color w:val="000000" w:themeColor="text1"/>
@@ -15564,7 +15858,7 @@
           <w:lang w:eastAsia="vi-VN" w:bidi="ar-SA"/>
         </w:rPr>
       </w:pPr>
-      <w:bookmarkStart w:id="39" w:name="_Toc242433528"/>
+      <w:bookmarkStart w:id="39" w:name="_Toc242461475"/>
       <w:r>
         <w:rPr>
           <w:color w:val="000000" w:themeColor="text1"/>
@@ -15616,7 +15910,7 @@
           <w:lang w:eastAsia="vi-VN" w:bidi="ar-SA"/>
         </w:rPr>
       </w:pPr>
-      <w:bookmarkStart w:id="40" w:name="_Toc242433529"/>
+      <w:bookmarkStart w:id="40" w:name="_Toc242461476"/>
       <w:r>
         <w:rPr>
           <w:color w:val="000000" w:themeColor="text1"/>
@@ -15668,7 +15962,7 @@
           <w:lang w:eastAsia="vi-VN" w:bidi="ar-SA"/>
         </w:rPr>
       </w:pPr>
-      <w:bookmarkStart w:id="41" w:name="_Toc242433530"/>
+      <w:bookmarkStart w:id="41" w:name="_Toc242461477"/>
       <w:r>
         <w:rPr>
           <w:color w:val="000000" w:themeColor="text1"/>
@@ -15720,7 +16014,7 @@
           <w:lang w:eastAsia="vi-VN" w:bidi="ar-SA"/>
         </w:rPr>
       </w:pPr>
-      <w:bookmarkStart w:id="42" w:name="_Toc242433531"/>
+      <w:bookmarkStart w:id="42" w:name="_Toc242461478"/>
       <w:r>
         <w:rPr>
           <w:color w:val="000000" w:themeColor="text1"/>
@@ -15772,7 +16066,7 @@
           <w:lang w:eastAsia="vi-VN" w:bidi="ar-SA"/>
         </w:rPr>
       </w:pPr>
-      <w:bookmarkStart w:id="43" w:name="_Toc242433532"/>
+      <w:bookmarkStart w:id="43" w:name="_Toc242461479"/>
       <w:r>
         <w:rPr>
           <w:color w:val="000000" w:themeColor="text1"/>
@@ -15841,7 +16135,6 @@
           <w:lang w:eastAsia="vi-VN" w:bidi="ar-SA"/>
           <w14:ligatures w14:val="none"/>
         </w:rPr>
-        <w:lastRenderedPageBreak/>
         <w:t>Lưu ý: hạn chế này không có nghĩa là bỏ các ràng buộc dữ liệu đang có. Các điều kiện Tang &gt; 0, SucChua &gt; 0, GiaThue &gt; 0 và trạng thái 0/1 vẫn được kiểm tra trực tiếp trong lúc nhập.</w:t>
       </w:r>
     </w:p>
@@ -15855,7 +16148,7 @@
           <w:lang w:eastAsia="vi-VN" w:bidi="ar-SA"/>
         </w:rPr>
       </w:pPr>
-      <w:bookmarkStart w:id="44" w:name="_Toc242433533"/>
+      <w:bookmarkStart w:id="44" w:name="_Toc242461480"/>
       <w:r>
         <w:rPr>
           <w:color w:val="000000" w:themeColor="text1"/>
@@ -15863,6 +16156,7 @@
           <w:szCs w:val="28"/>
           <w:lang w:eastAsia="vi-VN" w:bidi="ar-SA"/>
         </w:rPr>
+        <w:lastRenderedPageBreak/>
         <w:t>17. Hướng phát triển</w:t>
       </w:r>
       <w:bookmarkEnd w:id="44"/>
@@ -15907,7 +16201,7 @@
           <w:lang w:eastAsia="vi-VN" w:bidi="ar-SA"/>
         </w:rPr>
       </w:pPr>
-      <w:bookmarkStart w:id="45" w:name="_Toc242433534"/>
+      <w:bookmarkStart w:id="45" w:name="_Toc242461481"/>
       <w:r>
         <w:rPr>
           <w:color w:val="000000" w:themeColor="text1"/>
@@ -15923,7 +16217,6 @@
       <w:pPr>
         <w:spacing w:after="100" w:line="240" w:lineRule="auto"/>
         <w:ind w:firstLine="420"/>
-        <w:jc w:val="both"/>
         <w:rPr>
           <w:rFonts w:ascii="Times New Roman" w:eastAsia="Times New Roman" w:hAnsi="Times New Roman" w:cs="Times New Roman"/>
           <w:b w:val="0"/>
@@ -15959,7 +16252,7 @@
           <w:lang w:eastAsia="vi-VN" w:bidi="ar-SA"/>
         </w:rPr>
       </w:pPr>
-      <w:bookmarkStart w:id="46" w:name="_Toc242433535"/>
+      <w:bookmarkStart w:id="46" w:name="_Toc242461482"/>
       <w:r>
         <w:rPr>
           <w:color w:val="000000" w:themeColor="text1"/>
@@ -16011,7 +16304,7 @@
           <w:lang w:eastAsia="vi-VN" w:bidi="ar-SA"/>
         </w:rPr>
       </w:pPr>
-      <w:bookmarkStart w:id="47" w:name="_Toc242433536"/>
+      <w:bookmarkStart w:id="47" w:name="_Toc242461483"/>
       <w:r>
         <w:rPr>
           <w:color w:val="000000" w:themeColor="text1"/>
@@ -16149,7 +16442,7 @@
           <w:lang w:eastAsia="vi-VN" w:bidi="ar-SA"/>
         </w:rPr>
       </w:pPr>
-      <w:bookmarkStart w:id="48" w:name="_Toc242433537"/>
+      <w:bookmarkStart w:id="48" w:name="_Toc242461484"/>
       <w:r>
         <w:rPr>
           <w:color w:val="000000" w:themeColor="text1"/>
@@ -16345,7 +16638,7 @@
           <w:lang w:eastAsia="vi-VN" w:bidi="ar-SA"/>
         </w:rPr>
       </w:pPr>
-      <w:bookmarkStart w:id="49" w:name="_Toc242433538"/>
+      <w:bookmarkStart w:id="49" w:name="_Toc242461485"/>
       <w:r>
         <w:rPr>
           <w:color w:val="000000" w:themeColor="text1"/>
@@ -16397,7 +16690,7 @@
           <w:lang w:eastAsia="vi-VN" w:bidi="ar-SA"/>
         </w:rPr>
       </w:pPr>
-      <w:bookmarkStart w:id="50" w:name="_Toc242433539"/>
+      <w:bookmarkStart w:id="50" w:name="_Toc242461486"/>
       <w:r>
         <w:rPr>
           <w:color w:val="000000" w:themeColor="text1"/>
@@ -16557,7 +16850,6 @@
     <w:p>
       <w:pPr>
         <w:spacing w:after="100" w:line="240" w:lineRule="auto"/>
-        <w:ind w:firstLine="420"/>
         <w:jc w:val="both"/>
         <w:rPr>
           <w:rFonts w:ascii="Times New Roman" w:eastAsia="Times New Roman" w:hAnsi="Times New Roman" w:cs="Times New Roman"/>
@@ -16570,6 +16862,19 @@
           <w14:ligatures w14:val="none"/>
         </w:rPr>
       </w:pPr>
+      <w:r>
+        <w:rPr>
+          <w:rFonts w:ascii="Times New Roman" w:eastAsia="Times New Roman" w:hAnsi="Times New Roman" w:cs="Times New Roman"/>
+          <w:b w:val="0"/>
+          <w:bCs w:val="0"/>
+          <w:color w:val="000000" w:themeColor="text1"/>
+          <w:kern w:val="0"/>
+          <w:sz w:val="28"/>
+          <w:lang w:val="en-US" w:eastAsia="vi-VN" w:bidi="ar-SA"/>
+          <w14:ligatures w14:val="none"/>
+        </w:rPr>
+        <w:t xml:space="preserve">    =&gt; </w:t>
+      </w:r>
       <w:r>
         <w:rPr>
           <w:rFonts w:ascii="Times New Roman" w:eastAsia="Times New Roman" w:hAnsi="Times New Roman" w:cs="Times New Roman"/>
@@ -16594,7 +16899,7 @@
           <w:lang w:eastAsia="vi-VN" w:bidi="ar-SA"/>
         </w:rPr>
       </w:pPr>
-      <w:bookmarkStart w:id="51" w:name="_Toc242433540"/>
+      <w:bookmarkStart w:id="51" w:name="_Toc242461487"/>
       <w:r>
         <w:rPr>
           <w:color w:val="000000" w:themeColor="text1"/>
@@ -16707,7 +17012,7 @@
           <w:lang w:eastAsia="vi-VN" w:bidi="ar-SA"/>
         </w:rPr>
       </w:pPr>
-      <w:bookmarkStart w:id="52" w:name="_Toc242433541"/>
+      <w:bookmarkStart w:id="52" w:name="_Toc242461488"/>
       <w:r>
         <w:rPr>
           <w:color w:val="auto"/>
@@ -16810,10 +17115,10 @@
           <w:color w:val="auto"/>
           <w:sz w:val="28"/>
           <w:szCs w:val="28"/>
-          <w:lang w:eastAsia="vi-VN" w:bidi="ar-SA"/>
-        </w:rPr>
-      </w:pPr>
-      <w:bookmarkStart w:id="53" w:name="_Toc242433542"/>
+          <w:lang w:val="en-US"/>
+        </w:rPr>
+      </w:pPr>
+      <w:bookmarkStart w:id="53" w:name="_Toc242461489"/>
       <w:r>
         <w:rPr>
           <w:color w:val="auto"/>
@@ -16826,44 +17131,24 @@
       <w:bookmarkEnd w:id="53"/>
       <w:r>
         <w:rPr>
-          <w:rFonts w:ascii="Times New Roman" w:eastAsia="Times New Roman" w:hAnsi="Times New Roman" w:cs="Times New Roman"/>
-          <w:b w:val="0"/>
-          <w:bCs w:val="0"/>
-          <w:color w:val="000000" w:themeColor="text1"/>
-          <w:kern w:val="0"/>
-          <w:sz w:val="28"/>
-          <w:lang w:eastAsia="vi-VN" w:bidi="ar-SA"/>
-          <w14:ligatures w14:val="none"/>
+          <w:rStyle w:val="Heading2Char"/>
+          <w:color w:val="auto"/>
+          <w:sz w:val="28"/>
+          <w:szCs w:val="28"/>
         </w:rPr>
         <w:br/>
       </w:r>
-      <w:r>
-        <w:rPr>
-          <w:rFonts w:cstheme="majorHAnsi"/>
-          <w:color w:val="000000" w:themeColor="text1"/>
-          <w:sz w:val="28"/>
-          <w:lang w:val="en-US"/>
-        </w:rPr>
-        <w:t>20.1</w:t>
-      </w:r>
-      <w:r>
-        <w:rPr>
-          <w:rFonts w:cstheme="majorHAnsi"/>
-          <w:color w:val="000000" w:themeColor="text1"/>
-          <w:sz w:val="28"/>
-          <w:lang w:val="en-US"/>
-        </w:rPr>
-        <w:t>.</w:t>
-      </w:r>
-      <w:r>
-        <w:rPr>
-          <w:rFonts w:eastAsiaTheme="minorHAnsi" w:cstheme="majorHAnsi"/>
-          <w:color w:val="000000" w:themeColor="text1"/>
+      <w:bookmarkStart w:id="54" w:name="_Toc242461490"/>
+      <w:r>
+        <w:rPr>
+          <w:rStyle w:val="Heading2Char"/>
+          <w:color w:val="auto"/>
           <w:sz w:val="28"/>
           <w:szCs w:val="28"/>
         </w:rPr>
-        <w:t xml:space="preserve"> Sách và Giáo trình</w:t>
-      </w:r>
+        <w:t>20.1. Sách và Giáo trình</w:t>
+      </w:r>
+      <w:bookmarkEnd w:id="54"/>
     </w:p>
     <w:p>
       <w:pPr>
@@ -17162,31 +17447,156 @@
     </w:p>
     <w:p>
       <w:pPr>
-        <w:rPr>
-          <w:rFonts w:asciiTheme="majorHAnsi" w:hAnsiTheme="majorHAnsi" w:cstheme="majorHAnsi"/>
-          <w:color w:val="000000" w:themeColor="text1"/>
-          <w:sz w:val="28"/>
+        <w:pStyle w:val="Heading2"/>
+        <w:rPr>
+          <w:color w:val="auto"/>
+          <w:sz w:val="28"/>
+          <w:szCs w:val="28"/>
           <w:lang w:val="en-US"/>
         </w:rPr>
       </w:pPr>
-      <w:r>
-        <w:rPr>
-          <w:rFonts w:asciiTheme="majorHAnsi" w:hAnsiTheme="majorHAnsi" w:cstheme="majorHAnsi"/>
-          <w:color w:val="000000" w:themeColor="text1"/>
-          <w:sz w:val="28"/>
+      <w:bookmarkStart w:id="55" w:name="_Toc242461491"/>
+      <w:r>
+        <w:rPr>
+          <w:color w:val="auto"/>
+          <w:sz w:val="28"/>
+          <w:szCs w:val="28"/>
           <w:lang w:val="en-US"/>
         </w:rPr>
-        <w:t>20.2</w:t>
-      </w:r>
-      <w:r>
-        <w:rPr>
-          <w:rFonts w:asciiTheme="majorHAnsi" w:hAnsiTheme="majorHAnsi" w:cstheme="majorHAnsi"/>
-          <w:color w:val="000000" w:themeColor="text1"/>
-          <w:sz w:val="28"/>
+        <w:t xml:space="preserve">20.2. Tài </w:t>
+      </w:r>
+      <w:proofErr w:type="spellStart"/>
+      <w:r>
+        <w:rPr>
+          <w:color w:val="auto"/>
+          <w:sz w:val="28"/>
+          <w:szCs w:val="28"/>
           <w:lang w:val="en-US"/>
         </w:rPr>
-        <w:t>. Tài liệu trực tuyến &amp; Nguồn tra cứu chuẩn</w:t>
-      </w:r>
+        <w:t>liệu</w:t>
+      </w:r>
+      <w:proofErr w:type="spellEnd"/>
+      <w:r>
+        <w:rPr>
+          <w:color w:val="auto"/>
+          <w:sz w:val="28"/>
+          <w:szCs w:val="28"/>
+          <w:lang w:val="en-US"/>
+        </w:rPr>
+        <w:t xml:space="preserve"> </w:t>
+      </w:r>
+      <w:proofErr w:type="spellStart"/>
+      <w:r>
+        <w:rPr>
+          <w:color w:val="auto"/>
+          <w:sz w:val="28"/>
+          <w:szCs w:val="28"/>
+          <w:lang w:val="en-US"/>
+        </w:rPr>
+        <w:t>trực</w:t>
+      </w:r>
+      <w:proofErr w:type="spellEnd"/>
+      <w:r>
+        <w:rPr>
+          <w:color w:val="auto"/>
+          <w:sz w:val="28"/>
+          <w:szCs w:val="28"/>
+          <w:lang w:val="en-US"/>
+        </w:rPr>
+        <w:t xml:space="preserve"> </w:t>
+      </w:r>
+      <w:proofErr w:type="spellStart"/>
+      <w:r>
+        <w:rPr>
+          <w:color w:val="auto"/>
+          <w:sz w:val="28"/>
+          <w:szCs w:val="28"/>
+          <w:lang w:val="en-US"/>
+        </w:rPr>
+        <w:t>tuyến</w:t>
+      </w:r>
+      <w:proofErr w:type="spellEnd"/>
+      <w:r>
+        <w:rPr>
+          <w:color w:val="auto"/>
+          <w:sz w:val="28"/>
+          <w:szCs w:val="28"/>
+          <w:lang w:val="en-US"/>
+        </w:rPr>
+        <w:t xml:space="preserve"> &amp; </w:t>
+      </w:r>
+      <w:proofErr w:type="spellStart"/>
+      <w:r>
+        <w:rPr>
+          <w:color w:val="auto"/>
+          <w:sz w:val="28"/>
+          <w:szCs w:val="28"/>
+          <w:lang w:val="en-US"/>
+        </w:rPr>
+        <w:t>Nguồn</w:t>
+      </w:r>
+      <w:proofErr w:type="spellEnd"/>
+      <w:r>
+        <w:rPr>
+          <w:color w:val="auto"/>
+          <w:sz w:val="28"/>
+          <w:szCs w:val="28"/>
+          <w:lang w:val="en-US"/>
+        </w:rPr>
+        <w:t xml:space="preserve"> </w:t>
+      </w:r>
+      <w:proofErr w:type="spellStart"/>
+      <w:r>
+        <w:rPr>
+          <w:color w:val="auto"/>
+          <w:sz w:val="28"/>
+          <w:szCs w:val="28"/>
+          <w:lang w:val="en-US"/>
+        </w:rPr>
+        <w:t>tra</w:t>
+      </w:r>
+      <w:proofErr w:type="spellEnd"/>
+      <w:r>
+        <w:rPr>
+          <w:color w:val="auto"/>
+          <w:sz w:val="28"/>
+          <w:szCs w:val="28"/>
+          <w:lang w:val="en-US"/>
+        </w:rPr>
+        <w:t xml:space="preserve"> </w:t>
+      </w:r>
+      <w:proofErr w:type="spellStart"/>
+      <w:r>
+        <w:rPr>
+          <w:color w:val="auto"/>
+          <w:sz w:val="28"/>
+          <w:szCs w:val="28"/>
+          <w:lang w:val="en-US"/>
+        </w:rPr>
+        <w:t>cứu</w:t>
+      </w:r>
+      <w:proofErr w:type="spellEnd"/>
+      <w:r>
+        <w:rPr>
+          <w:color w:val="auto"/>
+          <w:sz w:val="28"/>
+          <w:szCs w:val="28"/>
+          <w:lang w:val="en-US"/>
+        </w:rPr>
+        <w:t xml:space="preserve"> </w:t>
+      </w:r>
+      <w:proofErr w:type="spellStart"/>
+      <w:r>
+        <w:rPr>
+          <w:color w:val="auto"/>
+          <w:sz w:val="28"/>
+          <w:szCs w:val="28"/>
+          <w:lang w:val="en-US"/>
+        </w:rPr>
+        <w:t>chuẩn</w:t>
+      </w:r>
+      <w:bookmarkEnd w:id="55"/>
+      <w:proofErr w:type="spellEnd"/>
     </w:p>
     <w:p>
       <w:pPr>
@@ -17284,6 +17694,7 @@
         </w:rPr>
       </w:pPr>
       <w:hyperlink r:id="rId11" w:history="1">
+        <w:proofErr w:type="spellStart"/>
         <w:r>
           <w:rPr>
             <w:rStyle w:val="Hyperlink"/>
@@ -17295,6 +17706,7 @@
           </w:rPr>
           <w:t>GeeksforGeeks</w:t>
         </w:r>
+        <w:proofErr w:type="spellEnd"/>
       </w:hyperlink>
       <w:r>
         <w:rPr>
@@ -20135,6 +20547,7 @@
   <w:style w:type="character" w:default="1" w:styleId="DefaultParagraphFont">
     <w:name w:val="Default Paragraph Font"/>
     <w:uiPriority w:val="1"/>
+    <w:semiHidden/>
     <w:unhideWhenUsed/>
   </w:style>
   <w:style w:type="table" w:default="1" w:styleId="TableNormal">
